--- a/KURIKULUM2026_REVISI/DOCX/040_LAMPIRAN_RAKIT_BUKU_KPT.docx
+++ b/KURIKULUM2026_REVISI/DOCX/040_LAMPIRAN_RAKIT_BUKU_KPT.docx
@@ -154,9 +154,9 @@
         </w:tblBorders>
       </w:tblPr>
       <w:tblGrid>
-        <w:gridCol w:w="3010"/>
-        <w:gridCol w:w="3010"/>
-        <w:gridCol w:w="3010"/>
+        <w:gridCol w:w="3202"/>
+        <w:gridCol w:w="3202"/>
+        <w:gridCol w:w="3202"/>
       </w:tblGrid>
       <w:tr>
         <w:trPr>
@@ -166,7 +166,7 @@
         </w:trPr>
         <w:tc>
           <w:tcPr>
-            <w:tcW w:type="dxa" w:w="3010"/>
+            <w:tcW w:type="dxa" w:w="3202"/>
             <w:vAlign w:val="center"/>
             <w:shd w:fill="1F3864"/>
             <w:tcMar>
@@ -194,7 +194,7 @@
         </w:tc>
         <w:tc>
           <w:tcPr>
-            <w:tcW w:type="dxa" w:w="3010"/>
+            <w:tcW w:type="dxa" w:w="3202"/>
             <w:vAlign w:val="center"/>
             <w:shd w:fill="1F3864"/>
             <w:tcMar>
@@ -222,7 +222,7 @@
         </w:tc>
         <w:tc>
           <w:tcPr>
-            <w:tcW w:type="dxa" w:w="3010"/>
+            <w:tcW w:type="dxa" w:w="3202"/>
             <w:vAlign w:val="center"/>
             <w:shd w:fill="1F3864"/>
             <w:tcMar>
@@ -255,14 +255,14 @@
         </w:trPr>
         <w:tc>
           <w:tcPr>
-            <w:tcW w:type="dxa" w:w="3010"/>
+            <w:tcW w:type="dxa" w:w="3202"/>
             <w:vAlign w:val="center"/>
             <w:shd w:fill="FFFFFF"/>
             <w:tcMar>
-              <w:top w:w="80" w:type="dxa"/>
-              <w:bottom w:w="80" w:type="dxa"/>
-              <w:left w:w="100" w:type="dxa"/>
-              <w:right w:w="100" w:type="dxa"/>
+              <w:top w:w="70" w:type="dxa"/>
+              <w:bottom w:w="70" w:type="dxa"/>
+              <w:left w:w="90" w:type="dxa"/>
+              <w:right w:w="90" w:type="dxa"/>
             </w:tcMar>
           </w:tcPr>
           <w:p>
@@ -282,14 +282,14 @@
         </w:tc>
         <w:tc>
           <w:tcPr>
-            <w:tcW w:type="dxa" w:w="3010"/>
+            <w:tcW w:type="dxa" w:w="3202"/>
             <w:vAlign w:val="center"/>
             <w:shd w:fill="FFFFFF"/>
             <w:tcMar>
-              <w:top w:w="80" w:type="dxa"/>
-              <w:bottom w:w="80" w:type="dxa"/>
-              <w:left w:w="100" w:type="dxa"/>
-              <w:right w:w="100" w:type="dxa"/>
+              <w:top w:w="70" w:type="dxa"/>
+              <w:bottom w:w="70" w:type="dxa"/>
+              <w:left w:w="90" w:type="dxa"/>
+              <w:right w:w="90" w:type="dxa"/>
             </w:tcMar>
           </w:tcPr>
           <w:p>
@@ -309,14 +309,14 @@
         </w:tc>
         <w:tc>
           <w:tcPr>
-            <w:tcW w:type="dxa" w:w="3010"/>
+            <w:tcW w:type="dxa" w:w="3202"/>
             <w:vAlign w:val="center"/>
             <w:shd w:fill="FFFFFF"/>
             <w:tcMar>
-              <w:top w:w="80" w:type="dxa"/>
-              <w:bottom w:w="80" w:type="dxa"/>
-              <w:left w:w="100" w:type="dxa"/>
-              <w:right w:w="100" w:type="dxa"/>
+              <w:top w:w="70" w:type="dxa"/>
+              <w:bottom w:w="70" w:type="dxa"/>
+              <w:left w:w="90" w:type="dxa"/>
+              <w:right w:w="90" w:type="dxa"/>
             </w:tcMar>
           </w:tcPr>
           <w:p>
@@ -341,14 +341,14 @@
         </w:trPr>
         <w:tc>
           <w:tcPr>
-            <w:tcW w:type="dxa" w:w="3010"/>
+            <w:tcW w:type="dxa" w:w="3202"/>
             <w:vAlign w:val="center"/>
             <w:shd w:fill="F2F5F9"/>
             <w:tcMar>
-              <w:top w:w="80" w:type="dxa"/>
-              <w:bottom w:w="80" w:type="dxa"/>
-              <w:left w:w="100" w:type="dxa"/>
-              <w:right w:w="100" w:type="dxa"/>
+              <w:top w:w="70" w:type="dxa"/>
+              <w:bottom w:w="70" w:type="dxa"/>
+              <w:left w:w="90" w:type="dxa"/>
+              <w:right w:w="90" w:type="dxa"/>
             </w:tcMar>
           </w:tcPr>
           <w:p>
@@ -368,14 +368,14 @@
         </w:tc>
         <w:tc>
           <w:tcPr>
-            <w:tcW w:type="dxa" w:w="3010"/>
+            <w:tcW w:type="dxa" w:w="3202"/>
             <w:vAlign w:val="center"/>
             <w:shd w:fill="F2F5F9"/>
             <w:tcMar>
-              <w:top w:w="80" w:type="dxa"/>
-              <w:bottom w:w="80" w:type="dxa"/>
-              <w:left w:w="100" w:type="dxa"/>
-              <w:right w:w="100" w:type="dxa"/>
+              <w:top w:w="70" w:type="dxa"/>
+              <w:bottom w:w="70" w:type="dxa"/>
+              <w:left w:w="90" w:type="dxa"/>
+              <w:right w:w="90" w:type="dxa"/>
             </w:tcMar>
           </w:tcPr>
           <w:p>
@@ -395,14 +395,14 @@
         </w:tc>
         <w:tc>
           <w:tcPr>
-            <w:tcW w:type="dxa" w:w="3010"/>
+            <w:tcW w:type="dxa" w:w="3202"/>
             <w:vAlign w:val="center"/>
             <w:shd w:fill="F2F5F9"/>
             <w:tcMar>
-              <w:top w:w="80" w:type="dxa"/>
-              <w:bottom w:w="80" w:type="dxa"/>
-              <w:left w:w="100" w:type="dxa"/>
-              <w:right w:w="100" w:type="dxa"/>
+              <w:top w:w="70" w:type="dxa"/>
+              <w:bottom w:w="70" w:type="dxa"/>
+              <w:left w:w="90" w:type="dxa"/>
+              <w:right w:w="90" w:type="dxa"/>
             </w:tcMar>
           </w:tcPr>
           <w:p>
@@ -427,14 +427,14 @@
         </w:trPr>
         <w:tc>
           <w:tcPr>
-            <w:tcW w:type="dxa" w:w="3010"/>
+            <w:tcW w:type="dxa" w:w="3202"/>
             <w:vAlign w:val="center"/>
             <w:shd w:fill="FFFFFF"/>
             <w:tcMar>
-              <w:top w:w="80" w:type="dxa"/>
-              <w:bottom w:w="80" w:type="dxa"/>
-              <w:left w:w="100" w:type="dxa"/>
-              <w:right w:w="100" w:type="dxa"/>
+              <w:top w:w="70" w:type="dxa"/>
+              <w:bottom w:w="70" w:type="dxa"/>
+              <w:left w:w="90" w:type="dxa"/>
+              <w:right w:w="90" w:type="dxa"/>
             </w:tcMar>
           </w:tcPr>
           <w:p>
@@ -454,14 +454,14 @@
         </w:tc>
         <w:tc>
           <w:tcPr>
-            <w:tcW w:type="dxa" w:w="3010"/>
+            <w:tcW w:type="dxa" w:w="3202"/>
             <w:vAlign w:val="center"/>
             <w:shd w:fill="FFFFFF"/>
             <w:tcMar>
-              <w:top w:w="80" w:type="dxa"/>
-              <w:bottom w:w="80" w:type="dxa"/>
-              <w:left w:w="100" w:type="dxa"/>
-              <w:right w:w="100" w:type="dxa"/>
+              <w:top w:w="70" w:type="dxa"/>
+              <w:bottom w:w="70" w:type="dxa"/>
+              <w:left w:w="90" w:type="dxa"/>
+              <w:right w:w="90" w:type="dxa"/>
             </w:tcMar>
           </w:tcPr>
           <w:p>
@@ -481,14 +481,14 @@
         </w:tc>
         <w:tc>
           <w:tcPr>
-            <w:tcW w:type="dxa" w:w="3010"/>
+            <w:tcW w:type="dxa" w:w="3202"/>
             <w:vAlign w:val="center"/>
             <w:shd w:fill="FFFFFF"/>
             <w:tcMar>
-              <w:top w:w="80" w:type="dxa"/>
-              <w:bottom w:w="80" w:type="dxa"/>
-              <w:left w:w="100" w:type="dxa"/>
-              <w:right w:w="100" w:type="dxa"/>
+              <w:top w:w="70" w:type="dxa"/>
+              <w:bottom w:w="70" w:type="dxa"/>
+              <w:left w:w="90" w:type="dxa"/>
+              <w:right w:w="90" w:type="dxa"/>
             </w:tcMar>
           </w:tcPr>
           <w:p>
@@ -513,14 +513,14 @@
         </w:trPr>
         <w:tc>
           <w:tcPr>
-            <w:tcW w:type="dxa" w:w="3010"/>
+            <w:tcW w:type="dxa" w:w="3202"/>
             <w:vAlign w:val="center"/>
             <w:shd w:fill="F2F5F9"/>
             <w:tcMar>
-              <w:top w:w="80" w:type="dxa"/>
-              <w:bottom w:w="80" w:type="dxa"/>
-              <w:left w:w="100" w:type="dxa"/>
-              <w:right w:w="100" w:type="dxa"/>
+              <w:top w:w="70" w:type="dxa"/>
+              <w:bottom w:w="70" w:type="dxa"/>
+              <w:left w:w="90" w:type="dxa"/>
+              <w:right w:w="90" w:type="dxa"/>
             </w:tcMar>
           </w:tcPr>
           <w:p>
@@ -540,14 +540,14 @@
         </w:tc>
         <w:tc>
           <w:tcPr>
-            <w:tcW w:type="dxa" w:w="3010"/>
+            <w:tcW w:type="dxa" w:w="3202"/>
             <w:vAlign w:val="center"/>
             <w:shd w:fill="F2F5F9"/>
             <w:tcMar>
-              <w:top w:w="80" w:type="dxa"/>
-              <w:bottom w:w="80" w:type="dxa"/>
-              <w:left w:w="100" w:type="dxa"/>
-              <w:right w:w="100" w:type="dxa"/>
+              <w:top w:w="70" w:type="dxa"/>
+              <w:bottom w:w="70" w:type="dxa"/>
+              <w:left w:w="90" w:type="dxa"/>
+              <w:right w:w="90" w:type="dxa"/>
             </w:tcMar>
           </w:tcPr>
           <w:p>
@@ -567,14 +567,14 @@
         </w:tc>
         <w:tc>
           <w:tcPr>
-            <w:tcW w:type="dxa" w:w="3010"/>
+            <w:tcW w:type="dxa" w:w="3202"/>
             <w:vAlign w:val="center"/>
             <w:shd w:fill="F2F5F9"/>
             <w:tcMar>
-              <w:top w:w="80" w:type="dxa"/>
-              <w:bottom w:w="80" w:type="dxa"/>
-              <w:left w:w="100" w:type="dxa"/>
-              <w:right w:w="100" w:type="dxa"/>
+              <w:top w:w="70" w:type="dxa"/>
+              <w:bottom w:w="70" w:type="dxa"/>
+              <w:left w:w="90" w:type="dxa"/>
+              <w:right w:w="90" w:type="dxa"/>
             </w:tcMar>
           </w:tcPr>
           <w:p>
@@ -596,7 +596,7 @@
     </w:tbl>
     <w:p>
       <w:pPr>
-        <w:spacing w:after="120"/>
+        <w:spacing w:after="100"/>
       </w:pPr>
     </w:p>
     <w:p>
@@ -606,9 +606,9 @@
       <w:r>
         <w:rPr>
           <w:color w:val="C8D2E1"/>
-          <w:sz w:val="16"/>
+          <w:sz w:val="14"/>
         </w:rPr>
-        <w:t>_________________________________________________________________________________</w:t>
+        <w:t>———————————————————————————————————————————————————————————————————————————</w:t>
       </w:r>
     </w:p>
     <w:p>
@@ -634,17 +634,17 @@
         <w:tblLook w:firstColumn="1" w:firstRow="1" w:lastColumn="0" w:lastRow="0" w:noHBand="0" w:noVBand="1" w:val="04A0"/>
       </w:tblPr>
       <w:tblGrid>
-        <w:gridCol w:w="9029"/>
+        <w:gridCol w:w="9605"/>
       </w:tblGrid>
       <w:tr>
         <w:tc>
           <w:tcPr>
-            <w:tcW w:type="dxa" w:w="9360"/>
+            <w:tcW w:type="dxa" w:w="9504"/>
             <w:shd w:fill="EEF4FB"/>
             <w:tcMar>
               <w:top w:w="120" w:type="dxa"/>
               <w:bottom w:w="120" w:type="dxa"/>
-              <w:left w:w="200" w:type="dxa"/>
+              <w:left w:w="180" w:type="dxa"/>
               <w:right w:w="150" w:type="dxa"/>
             </w:tcMar>
             <w:tcBorders>
@@ -662,8 +662,8 @@
               <w:rPr>
                 <w:rFonts w:ascii="Calibri" w:hAnsi="Calibri"/>
                 <w:i/>
-                <w:color w:val="1F3864"/>
-                <w:sz w:val="20"/>
+                <w:color w:val="262626"/>
+                <w:sz w:val="19"/>
               </w:rPr>
               <w:t>Sumber yang dirangkai: Dok 008 (Sistem Asesmen OBE &amp; Formula CPL) dan Dok 018 (Panduan Master Rubrik OBE Dosen).</w:t>
             </w:r>
@@ -768,11 +768,11 @@
         </w:tblBorders>
       </w:tblPr>
       <w:tblGrid>
-        <w:gridCol w:w="1806"/>
-        <w:gridCol w:w="1806"/>
-        <w:gridCol w:w="1806"/>
-        <w:gridCol w:w="1806"/>
-        <w:gridCol w:w="1806"/>
+        <w:gridCol w:w="1921"/>
+        <w:gridCol w:w="1921"/>
+        <w:gridCol w:w="1921"/>
+        <w:gridCol w:w="1921"/>
+        <w:gridCol w:w="1921"/>
       </w:tblGrid>
       <w:tr>
         <w:trPr>
@@ -782,7 +782,7 @@
         </w:trPr>
         <w:tc>
           <w:tcPr>
-            <w:tcW w:type="dxa" w:w="1806"/>
+            <w:tcW w:type="dxa" w:w="1921"/>
             <w:vAlign w:val="center"/>
             <w:shd w:fill="1F3864"/>
             <w:tcMar>
@@ -810,7 +810,7 @@
         </w:tc>
         <w:tc>
           <w:tcPr>
-            <w:tcW w:type="dxa" w:w="1806"/>
+            <w:tcW w:type="dxa" w:w="1921"/>
             <w:vAlign w:val="center"/>
             <w:shd w:fill="1F3864"/>
             <w:tcMar>
@@ -838,7 +838,7 @@
         </w:tc>
         <w:tc>
           <w:tcPr>
-            <w:tcW w:type="dxa" w:w="1806"/>
+            <w:tcW w:type="dxa" w:w="1921"/>
             <w:vAlign w:val="center"/>
             <w:shd w:fill="1F3864"/>
             <w:tcMar>
@@ -866,7 +866,7 @@
         </w:tc>
         <w:tc>
           <w:tcPr>
-            <w:tcW w:type="dxa" w:w="1806"/>
+            <w:tcW w:type="dxa" w:w="1921"/>
             <w:vAlign w:val="center"/>
             <w:shd w:fill="1F3864"/>
             <w:tcMar>
@@ -894,7 +894,7 @@
         </w:tc>
         <w:tc>
           <w:tcPr>
-            <w:tcW w:type="dxa" w:w="1806"/>
+            <w:tcW w:type="dxa" w:w="1921"/>
             <w:vAlign w:val="center"/>
             <w:shd w:fill="1F3864"/>
             <w:tcMar>
@@ -927,14 +927,14 @@
         </w:trPr>
         <w:tc>
           <w:tcPr>
-            <w:tcW w:type="dxa" w:w="1806"/>
+            <w:tcW w:type="dxa" w:w="1921"/>
             <w:vAlign w:val="center"/>
             <w:shd w:fill="FFFFFF"/>
             <w:tcMar>
-              <w:top w:w="80" w:type="dxa"/>
-              <w:bottom w:w="80" w:type="dxa"/>
-              <w:left w:w="100" w:type="dxa"/>
-              <w:right w:w="100" w:type="dxa"/>
+              <w:top w:w="70" w:type="dxa"/>
+              <w:bottom w:w="70" w:type="dxa"/>
+              <w:left w:w="90" w:type="dxa"/>
+              <w:right w:w="90" w:type="dxa"/>
             </w:tcMar>
           </w:tcPr>
           <w:p>
@@ -954,14 +954,14 @@
         </w:tc>
         <w:tc>
           <w:tcPr>
-            <w:tcW w:type="dxa" w:w="1806"/>
+            <w:tcW w:type="dxa" w:w="1921"/>
             <w:vAlign w:val="center"/>
             <w:shd w:fill="FFFFFF"/>
             <w:tcMar>
-              <w:top w:w="80" w:type="dxa"/>
-              <w:bottom w:w="80" w:type="dxa"/>
-              <w:left w:w="100" w:type="dxa"/>
-              <w:right w:w="100" w:type="dxa"/>
+              <w:top w:w="70" w:type="dxa"/>
+              <w:bottom w:w="70" w:type="dxa"/>
+              <w:left w:w="90" w:type="dxa"/>
+              <w:right w:w="90" w:type="dxa"/>
             </w:tcMar>
           </w:tcPr>
           <w:p>
@@ -981,14 +981,14 @@
         </w:tc>
         <w:tc>
           <w:tcPr>
-            <w:tcW w:type="dxa" w:w="1806"/>
+            <w:tcW w:type="dxa" w:w="1921"/>
             <w:vAlign w:val="center"/>
             <w:shd w:fill="FFFFFF"/>
             <w:tcMar>
-              <w:top w:w="80" w:type="dxa"/>
-              <w:bottom w:w="80" w:type="dxa"/>
-              <w:left w:w="100" w:type="dxa"/>
-              <w:right w:w="100" w:type="dxa"/>
+              <w:top w:w="70" w:type="dxa"/>
+              <w:bottom w:w="70" w:type="dxa"/>
+              <w:left w:w="90" w:type="dxa"/>
+              <w:right w:w="90" w:type="dxa"/>
             </w:tcMar>
           </w:tcPr>
           <w:p>
@@ -1008,14 +1008,14 @@
         </w:tc>
         <w:tc>
           <w:tcPr>
-            <w:tcW w:type="dxa" w:w="1806"/>
+            <w:tcW w:type="dxa" w:w="1921"/>
             <w:vAlign w:val="center"/>
             <w:shd w:fill="FFFFFF"/>
             <w:tcMar>
-              <w:top w:w="80" w:type="dxa"/>
-              <w:bottom w:w="80" w:type="dxa"/>
-              <w:left w:w="100" w:type="dxa"/>
-              <w:right w:w="100" w:type="dxa"/>
+              <w:top w:w="70" w:type="dxa"/>
+              <w:bottom w:w="70" w:type="dxa"/>
+              <w:left w:w="90" w:type="dxa"/>
+              <w:right w:w="90" w:type="dxa"/>
             </w:tcMar>
           </w:tcPr>
           <w:p>
@@ -1035,14 +1035,14 @@
         </w:tc>
         <w:tc>
           <w:tcPr>
-            <w:tcW w:type="dxa" w:w="1806"/>
+            <w:tcW w:type="dxa" w:w="1921"/>
             <w:vAlign w:val="center"/>
             <w:shd w:fill="FFFFFF"/>
             <w:tcMar>
-              <w:top w:w="80" w:type="dxa"/>
-              <w:bottom w:w="80" w:type="dxa"/>
-              <w:left w:w="100" w:type="dxa"/>
-              <w:right w:w="100" w:type="dxa"/>
+              <w:top w:w="70" w:type="dxa"/>
+              <w:bottom w:w="70" w:type="dxa"/>
+              <w:left w:w="90" w:type="dxa"/>
+              <w:right w:w="90" w:type="dxa"/>
             </w:tcMar>
           </w:tcPr>
           <w:p>
@@ -1067,14 +1067,14 @@
         </w:trPr>
         <w:tc>
           <w:tcPr>
-            <w:tcW w:type="dxa" w:w="1806"/>
+            <w:tcW w:type="dxa" w:w="1921"/>
             <w:vAlign w:val="center"/>
             <w:shd w:fill="F2F5F9"/>
             <w:tcMar>
-              <w:top w:w="80" w:type="dxa"/>
-              <w:bottom w:w="80" w:type="dxa"/>
-              <w:left w:w="100" w:type="dxa"/>
-              <w:right w:w="100" w:type="dxa"/>
+              <w:top w:w="70" w:type="dxa"/>
+              <w:bottom w:w="70" w:type="dxa"/>
+              <w:left w:w="90" w:type="dxa"/>
+              <w:right w:w="90" w:type="dxa"/>
             </w:tcMar>
           </w:tcPr>
           <w:p>
@@ -1094,14 +1094,14 @@
         </w:tc>
         <w:tc>
           <w:tcPr>
-            <w:tcW w:type="dxa" w:w="1806"/>
+            <w:tcW w:type="dxa" w:w="1921"/>
             <w:vAlign w:val="center"/>
             <w:shd w:fill="F2F5F9"/>
             <w:tcMar>
-              <w:top w:w="80" w:type="dxa"/>
-              <w:bottom w:w="80" w:type="dxa"/>
-              <w:left w:w="100" w:type="dxa"/>
-              <w:right w:w="100" w:type="dxa"/>
+              <w:top w:w="70" w:type="dxa"/>
+              <w:bottom w:w="70" w:type="dxa"/>
+              <w:left w:w="90" w:type="dxa"/>
+              <w:right w:w="90" w:type="dxa"/>
             </w:tcMar>
           </w:tcPr>
           <w:p>
@@ -1121,14 +1121,14 @@
         </w:tc>
         <w:tc>
           <w:tcPr>
-            <w:tcW w:type="dxa" w:w="1806"/>
+            <w:tcW w:type="dxa" w:w="1921"/>
             <w:vAlign w:val="center"/>
             <w:shd w:fill="F2F5F9"/>
             <w:tcMar>
-              <w:top w:w="80" w:type="dxa"/>
-              <w:bottom w:w="80" w:type="dxa"/>
-              <w:left w:w="100" w:type="dxa"/>
-              <w:right w:w="100" w:type="dxa"/>
+              <w:top w:w="70" w:type="dxa"/>
+              <w:bottom w:w="70" w:type="dxa"/>
+              <w:left w:w="90" w:type="dxa"/>
+              <w:right w:w="90" w:type="dxa"/>
             </w:tcMar>
           </w:tcPr>
           <w:p>
@@ -1148,14 +1148,14 @@
         </w:tc>
         <w:tc>
           <w:tcPr>
-            <w:tcW w:type="dxa" w:w="1806"/>
+            <w:tcW w:type="dxa" w:w="1921"/>
             <w:vAlign w:val="center"/>
             <w:shd w:fill="F2F5F9"/>
             <w:tcMar>
-              <w:top w:w="80" w:type="dxa"/>
-              <w:bottom w:w="80" w:type="dxa"/>
-              <w:left w:w="100" w:type="dxa"/>
-              <w:right w:w="100" w:type="dxa"/>
+              <w:top w:w="70" w:type="dxa"/>
+              <w:bottom w:w="70" w:type="dxa"/>
+              <w:left w:w="90" w:type="dxa"/>
+              <w:right w:w="90" w:type="dxa"/>
             </w:tcMar>
           </w:tcPr>
           <w:p>
@@ -1175,14 +1175,14 @@
         </w:tc>
         <w:tc>
           <w:tcPr>
-            <w:tcW w:type="dxa" w:w="1806"/>
+            <w:tcW w:type="dxa" w:w="1921"/>
             <w:vAlign w:val="center"/>
             <w:shd w:fill="F2F5F9"/>
             <w:tcMar>
-              <w:top w:w="80" w:type="dxa"/>
-              <w:bottom w:w="80" w:type="dxa"/>
-              <w:left w:w="100" w:type="dxa"/>
-              <w:right w:w="100" w:type="dxa"/>
+              <w:top w:w="70" w:type="dxa"/>
+              <w:bottom w:w="70" w:type="dxa"/>
+              <w:left w:w="90" w:type="dxa"/>
+              <w:right w:w="90" w:type="dxa"/>
             </w:tcMar>
           </w:tcPr>
           <w:p>
@@ -1207,14 +1207,14 @@
         </w:trPr>
         <w:tc>
           <w:tcPr>
-            <w:tcW w:type="dxa" w:w="1806"/>
+            <w:tcW w:type="dxa" w:w="1921"/>
             <w:vAlign w:val="center"/>
             <w:shd w:fill="FFFFFF"/>
             <w:tcMar>
-              <w:top w:w="80" w:type="dxa"/>
-              <w:bottom w:w="80" w:type="dxa"/>
-              <w:left w:w="100" w:type="dxa"/>
-              <w:right w:w="100" w:type="dxa"/>
+              <w:top w:w="70" w:type="dxa"/>
+              <w:bottom w:w="70" w:type="dxa"/>
+              <w:left w:w="90" w:type="dxa"/>
+              <w:right w:w="90" w:type="dxa"/>
             </w:tcMar>
           </w:tcPr>
           <w:p>
@@ -1234,14 +1234,14 @@
         </w:tc>
         <w:tc>
           <w:tcPr>
-            <w:tcW w:type="dxa" w:w="1806"/>
+            <w:tcW w:type="dxa" w:w="1921"/>
             <w:vAlign w:val="center"/>
             <w:shd w:fill="FFFFFF"/>
             <w:tcMar>
-              <w:top w:w="80" w:type="dxa"/>
-              <w:bottom w:w="80" w:type="dxa"/>
-              <w:left w:w="100" w:type="dxa"/>
-              <w:right w:w="100" w:type="dxa"/>
+              <w:top w:w="70" w:type="dxa"/>
+              <w:bottom w:w="70" w:type="dxa"/>
+              <w:left w:w="90" w:type="dxa"/>
+              <w:right w:w="90" w:type="dxa"/>
             </w:tcMar>
           </w:tcPr>
           <w:p>
@@ -1261,14 +1261,14 @@
         </w:tc>
         <w:tc>
           <w:tcPr>
-            <w:tcW w:type="dxa" w:w="1806"/>
+            <w:tcW w:type="dxa" w:w="1921"/>
             <w:vAlign w:val="center"/>
             <w:shd w:fill="FFFFFF"/>
             <w:tcMar>
-              <w:top w:w="80" w:type="dxa"/>
-              <w:bottom w:w="80" w:type="dxa"/>
-              <w:left w:w="100" w:type="dxa"/>
-              <w:right w:w="100" w:type="dxa"/>
+              <w:top w:w="70" w:type="dxa"/>
+              <w:bottom w:w="70" w:type="dxa"/>
+              <w:left w:w="90" w:type="dxa"/>
+              <w:right w:w="90" w:type="dxa"/>
             </w:tcMar>
           </w:tcPr>
           <w:p>
@@ -1288,14 +1288,14 @@
         </w:tc>
         <w:tc>
           <w:tcPr>
-            <w:tcW w:type="dxa" w:w="1806"/>
+            <w:tcW w:type="dxa" w:w="1921"/>
             <w:vAlign w:val="center"/>
             <w:shd w:fill="FFFFFF"/>
             <w:tcMar>
-              <w:top w:w="80" w:type="dxa"/>
-              <w:bottom w:w="80" w:type="dxa"/>
-              <w:left w:w="100" w:type="dxa"/>
-              <w:right w:w="100" w:type="dxa"/>
+              <w:top w:w="70" w:type="dxa"/>
+              <w:bottom w:w="70" w:type="dxa"/>
+              <w:left w:w="90" w:type="dxa"/>
+              <w:right w:w="90" w:type="dxa"/>
             </w:tcMar>
           </w:tcPr>
           <w:p>
@@ -1315,14 +1315,14 @@
         </w:tc>
         <w:tc>
           <w:tcPr>
-            <w:tcW w:type="dxa" w:w="1806"/>
+            <w:tcW w:type="dxa" w:w="1921"/>
             <w:vAlign w:val="center"/>
             <w:shd w:fill="FFFFFF"/>
             <w:tcMar>
-              <w:top w:w="80" w:type="dxa"/>
-              <w:bottom w:w="80" w:type="dxa"/>
-              <w:left w:w="100" w:type="dxa"/>
-              <w:right w:w="100" w:type="dxa"/>
+              <w:top w:w="70" w:type="dxa"/>
+              <w:bottom w:w="70" w:type="dxa"/>
+              <w:left w:w="90" w:type="dxa"/>
+              <w:right w:w="90" w:type="dxa"/>
             </w:tcMar>
           </w:tcPr>
           <w:p>
@@ -1347,14 +1347,14 @@
         </w:trPr>
         <w:tc>
           <w:tcPr>
-            <w:tcW w:type="dxa" w:w="1806"/>
+            <w:tcW w:type="dxa" w:w="1921"/>
             <w:vAlign w:val="center"/>
             <w:shd w:fill="F2F5F9"/>
             <w:tcMar>
-              <w:top w:w="80" w:type="dxa"/>
-              <w:bottom w:w="80" w:type="dxa"/>
-              <w:left w:w="100" w:type="dxa"/>
-              <w:right w:w="100" w:type="dxa"/>
+              <w:top w:w="70" w:type="dxa"/>
+              <w:bottom w:w="70" w:type="dxa"/>
+              <w:left w:w="90" w:type="dxa"/>
+              <w:right w:w="90" w:type="dxa"/>
             </w:tcMar>
           </w:tcPr>
           <w:p>
@@ -1374,14 +1374,14 @@
         </w:tc>
         <w:tc>
           <w:tcPr>
-            <w:tcW w:type="dxa" w:w="1806"/>
+            <w:tcW w:type="dxa" w:w="1921"/>
             <w:vAlign w:val="center"/>
             <w:shd w:fill="F2F5F9"/>
             <w:tcMar>
-              <w:top w:w="80" w:type="dxa"/>
-              <w:bottom w:w="80" w:type="dxa"/>
-              <w:left w:w="100" w:type="dxa"/>
-              <w:right w:w="100" w:type="dxa"/>
+              <w:top w:w="70" w:type="dxa"/>
+              <w:bottom w:w="70" w:type="dxa"/>
+              <w:left w:w="90" w:type="dxa"/>
+              <w:right w:w="90" w:type="dxa"/>
             </w:tcMar>
           </w:tcPr>
           <w:p>
@@ -1401,14 +1401,14 @@
         </w:tc>
         <w:tc>
           <w:tcPr>
-            <w:tcW w:type="dxa" w:w="1806"/>
+            <w:tcW w:type="dxa" w:w="1921"/>
             <w:vAlign w:val="center"/>
             <w:shd w:fill="F2F5F9"/>
             <w:tcMar>
-              <w:top w:w="80" w:type="dxa"/>
-              <w:bottom w:w="80" w:type="dxa"/>
-              <w:left w:w="100" w:type="dxa"/>
-              <w:right w:w="100" w:type="dxa"/>
+              <w:top w:w="70" w:type="dxa"/>
+              <w:bottom w:w="70" w:type="dxa"/>
+              <w:left w:w="90" w:type="dxa"/>
+              <w:right w:w="90" w:type="dxa"/>
             </w:tcMar>
           </w:tcPr>
           <w:p>
@@ -1428,14 +1428,14 @@
         </w:tc>
         <w:tc>
           <w:tcPr>
-            <w:tcW w:type="dxa" w:w="1806"/>
+            <w:tcW w:type="dxa" w:w="1921"/>
             <w:vAlign w:val="center"/>
             <w:shd w:fill="F2F5F9"/>
             <w:tcMar>
-              <w:top w:w="80" w:type="dxa"/>
-              <w:bottom w:w="80" w:type="dxa"/>
-              <w:left w:w="100" w:type="dxa"/>
-              <w:right w:w="100" w:type="dxa"/>
+              <w:top w:w="70" w:type="dxa"/>
+              <w:bottom w:w="70" w:type="dxa"/>
+              <w:left w:w="90" w:type="dxa"/>
+              <w:right w:w="90" w:type="dxa"/>
             </w:tcMar>
           </w:tcPr>
           <w:p>
@@ -1455,14 +1455,14 @@
         </w:tc>
         <w:tc>
           <w:tcPr>
-            <w:tcW w:type="dxa" w:w="1806"/>
+            <w:tcW w:type="dxa" w:w="1921"/>
             <w:vAlign w:val="center"/>
             <w:shd w:fill="F2F5F9"/>
             <w:tcMar>
-              <w:top w:w="80" w:type="dxa"/>
-              <w:bottom w:w="80" w:type="dxa"/>
-              <w:left w:w="100" w:type="dxa"/>
-              <w:right w:w="100" w:type="dxa"/>
+              <w:top w:w="70" w:type="dxa"/>
+              <w:bottom w:w="70" w:type="dxa"/>
+              <w:left w:w="90" w:type="dxa"/>
+              <w:right w:w="90" w:type="dxa"/>
             </w:tcMar>
           </w:tcPr>
           <w:p>
@@ -1487,14 +1487,14 @@
         </w:trPr>
         <w:tc>
           <w:tcPr>
-            <w:tcW w:type="dxa" w:w="1806"/>
+            <w:tcW w:type="dxa" w:w="1921"/>
             <w:vAlign w:val="center"/>
             <w:shd w:fill="FFFFFF"/>
             <w:tcMar>
-              <w:top w:w="80" w:type="dxa"/>
-              <w:bottom w:w="80" w:type="dxa"/>
-              <w:left w:w="100" w:type="dxa"/>
-              <w:right w:w="100" w:type="dxa"/>
+              <w:top w:w="70" w:type="dxa"/>
+              <w:bottom w:w="70" w:type="dxa"/>
+              <w:left w:w="90" w:type="dxa"/>
+              <w:right w:w="90" w:type="dxa"/>
             </w:tcMar>
           </w:tcPr>
           <w:p>
@@ -1515,14 +1515,14 @@
         </w:tc>
         <w:tc>
           <w:tcPr>
-            <w:tcW w:type="dxa" w:w="1806"/>
+            <w:tcW w:type="dxa" w:w="1921"/>
             <w:vAlign w:val="center"/>
             <w:shd w:fill="FFFFFF"/>
             <w:tcMar>
-              <w:top w:w="80" w:type="dxa"/>
-              <w:bottom w:w="80" w:type="dxa"/>
-              <w:left w:w="100" w:type="dxa"/>
-              <w:right w:w="100" w:type="dxa"/>
+              <w:top w:w="70" w:type="dxa"/>
+              <w:bottom w:w="70" w:type="dxa"/>
+              <w:left w:w="90" w:type="dxa"/>
+              <w:right w:w="90" w:type="dxa"/>
             </w:tcMar>
           </w:tcPr>
           <w:p>
@@ -1534,14 +1534,14 @@
         </w:tc>
         <w:tc>
           <w:tcPr>
-            <w:tcW w:type="dxa" w:w="1806"/>
+            <w:tcW w:type="dxa" w:w="1921"/>
             <w:vAlign w:val="center"/>
             <w:shd w:fill="FFFFFF"/>
             <w:tcMar>
-              <w:top w:w="80" w:type="dxa"/>
-              <w:bottom w:w="80" w:type="dxa"/>
-              <w:left w:w="100" w:type="dxa"/>
-              <w:right w:w="100" w:type="dxa"/>
+              <w:top w:w="70" w:type="dxa"/>
+              <w:bottom w:w="70" w:type="dxa"/>
+              <w:left w:w="90" w:type="dxa"/>
+              <w:right w:w="90" w:type="dxa"/>
             </w:tcMar>
           </w:tcPr>
           <w:p>
@@ -1561,14 +1561,14 @@
         </w:tc>
         <w:tc>
           <w:tcPr>
-            <w:tcW w:type="dxa" w:w="1806"/>
+            <w:tcW w:type="dxa" w:w="1921"/>
             <w:vAlign w:val="center"/>
             <w:shd w:fill="FFFFFF"/>
             <w:tcMar>
-              <w:top w:w="80" w:type="dxa"/>
-              <w:bottom w:w="80" w:type="dxa"/>
-              <w:left w:w="100" w:type="dxa"/>
-              <w:right w:w="100" w:type="dxa"/>
+              <w:top w:w="70" w:type="dxa"/>
+              <w:bottom w:w="70" w:type="dxa"/>
+              <w:left w:w="90" w:type="dxa"/>
+              <w:right w:w="90" w:type="dxa"/>
             </w:tcMar>
           </w:tcPr>
           <w:p>
@@ -1589,14 +1589,14 @@
         </w:tc>
         <w:tc>
           <w:tcPr>
-            <w:tcW w:type="dxa" w:w="1806"/>
+            <w:tcW w:type="dxa" w:w="1921"/>
             <w:vAlign w:val="center"/>
             <w:shd w:fill="FFFFFF"/>
             <w:tcMar>
-              <w:top w:w="80" w:type="dxa"/>
-              <w:bottom w:w="80" w:type="dxa"/>
-              <w:left w:w="100" w:type="dxa"/>
-              <w:right w:w="100" w:type="dxa"/>
+              <w:top w:w="70" w:type="dxa"/>
+              <w:bottom w:w="70" w:type="dxa"/>
+              <w:left w:w="90" w:type="dxa"/>
+              <w:right w:w="90" w:type="dxa"/>
             </w:tcMar>
           </w:tcPr>
           <w:p>
@@ -1619,7 +1619,7 @@
     </w:tbl>
     <w:p>
       <w:pPr>
-        <w:spacing w:after="120"/>
+        <w:spacing w:after="100"/>
       </w:pPr>
     </w:p>
     <w:p>
@@ -1641,6 +1641,7 @@
       <w:tblPr>
         <w:tblW w:type="auto" w:w="0"/>
         <w:jc w:val="center"/>
+        <w:tblLayout w:type="fixed"/>
         <w:tblLook w:firstColumn="1" w:firstRow="1" w:lastColumn="0" w:lastRow="0" w:noHBand="0" w:noVBand="1" w:val="04A0"/>
         <w:tblBorders>
           <w:top w:val="single" w:sz="4" w:space="0" w:color="E2E8F0"/>
@@ -1652,12 +1653,12 @@
         </w:tblBorders>
       </w:tblPr>
       <w:tblGrid>
-        <w:gridCol w:w="9029"/>
+        <w:gridCol w:w="9605"/>
       </w:tblGrid>
       <w:tr>
         <w:tc>
           <w:tcPr>
-            <w:tcW w:type="dxa" w:w="9029"/>
+            <w:tcW w:type="dxa" w:w="9504"/>
             <w:shd w:fill="F8F9FA"/>
             <w:tcMar>
               <w:top w:w="100" w:type="dxa"/>
@@ -1674,7 +1675,7 @@
               <w:rPr>
                 <w:rFonts w:ascii="Consolas" w:hAnsi="Consolas"/>
                 <w:color w:val="282828"/>
-                <w:sz w:val="18"/>
+                <w:sz w:val="17"/>
               </w:rPr>
               <w:t>flowchart LR</w:t>
               <w:br/>
@@ -1713,17 +1714,17 @@
         <w:tblLook w:firstColumn="1" w:firstRow="1" w:lastColumn="0" w:lastRow="0" w:noHBand="0" w:noVBand="1" w:val="04A0"/>
       </w:tblPr>
       <w:tblGrid>
-        <w:gridCol w:w="9029"/>
+        <w:gridCol w:w="9605"/>
       </w:tblGrid>
       <w:tr>
         <w:tc>
           <w:tcPr>
-            <w:tcW w:type="dxa" w:w="9360"/>
+            <w:tcW w:type="dxa" w:w="9504"/>
             <w:shd w:fill="EEF4FB"/>
             <w:tcMar>
               <w:top w:w="120" w:type="dxa"/>
               <w:bottom w:w="120" w:type="dxa"/>
-              <w:left w:w="200" w:type="dxa"/>
+              <w:left w:w="180" w:type="dxa"/>
               <w:right w:w="150" w:type="dxa"/>
             </w:tcMar>
             <w:tcBorders>
@@ -1741,10 +1742,29 @@
               <w:rPr>
                 <w:rFonts w:ascii="Calibri" w:hAnsi="Calibri"/>
                 <w:i/>
-                <w:color w:val="1F3864"/>
-                <w:sz w:val="20"/>
+                <w:color w:val="262626"/>
+                <w:sz w:val="19"/>
               </w:rPr>
-              <w:t>Diagram menunjukkan **alur agregasi penilaian**: 4 titik asesmen → CPMK → Nilai Akhir MK → ketercapaian CPL mahasiswa → ketercapaian CPL kohor (basis akreditasi LAM INFOKOM Kriteria 9). Setiap panah mengikuti formula pada §25.3.</w:t>
+              <w:t xml:space="preserve">Diagram menunjukkan </w:t>
+            </w:r>
+            <w:r>
+              <w:rPr>
+                <w:rFonts w:ascii="Calibri" w:hAnsi="Calibri"/>
+                <w:b/>
+                <w:i/>
+                <w:color w:val="262626"/>
+                <w:sz w:val="19"/>
+              </w:rPr>
+              <w:t>alur agregasi penilaian</w:t>
+            </w:r>
+            <w:r>
+              <w:rPr>
+                <w:rFonts w:ascii="Calibri" w:hAnsi="Calibri"/>
+                <w:i/>
+                <w:color w:val="262626"/>
+                <w:sz w:val="19"/>
+              </w:rPr>
+              <w:t>: 4 titik asesmen → CPMK → Nilai Akhir MK → ketercapaian CPL mahasiswa → ketercapaian CPL kohor (basis akreditasi LAM INFOKOM Kriteria 9). Setiap panah mengikuti formula pada §25.3.</w:t>
             </w:r>
           </w:p>
         </w:tc>
@@ -2224,17 +2244,17 @@
         <w:tblLook w:firstColumn="1" w:firstRow="1" w:lastColumn="0" w:lastRow="0" w:noHBand="0" w:noVBand="1" w:val="04A0"/>
       </w:tblPr>
       <w:tblGrid>
-        <w:gridCol w:w="9029"/>
+        <w:gridCol w:w="9605"/>
       </w:tblGrid>
       <w:tr>
         <w:tc>
           <w:tcPr>
-            <w:tcW w:type="dxa" w:w="9360"/>
+            <w:tcW w:type="dxa" w:w="9504"/>
             <w:shd w:fill="EEF4FB"/>
             <w:tcMar>
               <w:top w:w="120" w:type="dxa"/>
               <w:bottom w:w="120" w:type="dxa"/>
-              <w:left w:w="200" w:type="dxa"/>
+              <w:left w:w="180" w:type="dxa"/>
               <w:right w:w="150" w:type="dxa"/>
             </w:tcMar>
             <w:tcBorders>
@@ -2252,8 +2272,8 @@
               <w:rPr>
                 <w:rFonts w:ascii="Calibri" w:hAnsi="Calibri"/>
                 <w:i/>
-                <w:color w:val="1F3864"/>
-                <w:sz w:val="20"/>
+                <w:color w:val="262626"/>
+                <w:sz w:val="19"/>
               </w:rPr>
               <w:t>Rincian lengkap instrumen &amp; lembar kerja tertera pada Dok 008 §2–§4 dan Dok 018 §3–§5.</w:t>
             </w:r>
@@ -2273,9 +2293,9 @@
       <w:r>
         <w:rPr>
           <w:color w:val="C8D2E1"/>
-          <w:sz w:val="16"/>
+          <w:sz w:val="14"/>
         </w:rPr>
-        <w:t>_________________________________________________________________________________</w:t>
+        <w:t>———————————————————————————————————————————————————————————————————————————</w:t>
       </w:r>
     </w:p>
     <w:p>
@@ -2301,17 +2321,17 @@
         <w:tblLook w:firstColumn="1" w:firstRow="1" w:lastColumn="0" w:lastRow="0" w:noHBand="0" w:noVBand="1" w:val="04A0"/>
       </w:tblPr>
       <w:tblGrid>
-        <w:gridCol w:w="9029"/>
+        <w:gridCol w:w="9605"/>
       </w:tblGrid>
       <w:tr>
         <w:tc>
           <w:tcPr>
-            <w:tcW w:type="dxa" w:w="9360"/>
+            <w:tcW w:type="dxa" w:w="9504"/>
             <w:shd w:fill="EEF4FB"/>
             <w:tcMar>
               <w:top w:w="120" w:type="dxa"/>
               <w:bottom w:w="120" w:type="dxa"/>
-              <w:left w:w="200" w:type="dxa"/>
+              <w:left w:w="180" w:type="dxa"/>
               <w:right w:w="150" w:type="dxa"/>
             </w:tcMar>
             <w:tcBorders>
@@ -2329,8 +2349,8 @@
               <w:rPr>
                 <w:rFonts w:ascii="Calibri" w:hAnsi="Calibri"/>
                 <w:i/>
-                <w:color w:val="1F3864"/>
-                <w:sz w:val="20"/>
+                <w:color w:val="262626"/>
+                <w:sz w:val="19"/>
               </w:rPr>
               <w:t>Sumber yang dirangkai: Dok 010 (Instrumen Tracer Study &amp; Sistem Evaluasi PPEPP), Dok 017 (Audit Forensik Zero Redundancy &amp; Zero Gap).</w:t>
             </w:r>
@@ -2436,9 +2456,9 @@
         </w:tblBorders>
       </w:tblPr>
       <w:tblGrid>
-        <w:gridCol w:w="3010"/>
-        <w:gridCol w:w="3010"/>
-        <w:gridCol w:w="3010"/>
+        <w:gridCol w:w="3202"/>
+        <w:gridCol w:w="3202"/>
+        <w:gridCol w:w="3202"/>
       </w:tblGrid>
       <w:tr>
         <w:trPr>
@@ -2448,7 +2468,7 @@
         </w:trPr>
         <w:tc>
           <w:tcPr>
-            <w:tcW w:type="dxa" w:w="3010"/>
+            <w:tcW w:type="dxa" w:w="3202"/>
             <w:vAlign w:val="center"/>
             <w:shd w:fill="1F3864"/>
             <w:tcMar>
@@ -2476,7 +2496,7 @@
         </w:tc>
         <w:tc>
           <w:tcPr>
-            <w:tcW w:type="dxa" w:w="3010"/>
+            <w:tcW w:type="dxa" w:w="3202"/>
             <w:vAlign w:val="center"/>
             <w:shd w:fill="1F3864"/>
             <w:tcMar>
@@ -2504,7 +2524,7 @@
         </w:tc>
         <w:tc>
           <w:tcPr>
-            <w:tcW w:type="dxa" w:w="3010"/>
+            <w:tcW w:type="dxa" w:w="3202"/>
             <w:vAlign w:val="center"/>
             <w:shd w:fill="1F3864"/>
             <w:tcMar>
@@ -2537,14 +2557,14 @@
         </w:trPr>
         <w:tc>
           <w:tcPr>
-            <w:tcW w:type="dxa" w:w="3010"/>
+            <w:tcW w:type="dxa" w:w="3202"/>
             <w:vAlign w:val="center"/>
             <w:shd w:fill="FFFFFF"/>
             <w:tcMar>
-              <w:top w:w="80" w:type="dxa"/>
-              <w:bottom w:w="80" w:type="dxa"/>
-              <w:left w:w="100" w:type="dxa"/>
-              <w:right w:w="100" w:type="dxa"/>
+              <w:top w:w="70" w:type="dxa"/>
+              <w:bottom w:w="70" w:type="dxa"/>
+              <w:left w:w="90" w:type="dxa"/>
+              <w:right w:w="90" w:type="dxa"/>
             </w:tcMar>
           </w:tcPr>
           <w:p>
@@ -2565,14 +2585,14 @@
         </w:tc>
         <w:tc>
           <w:tcPr>
-            <w:tcW w:type="dxa" w:w="3010"/>
+            <w:tcW w:type="dxa" w:w="3202"/>
             <w:vAlign w:val="center"/>
             <w:shd w:fill="FFFFFF"/>
             <w:tcMar>
-              <w:top w:w="80" w:type="dxa"/>
-              <w:bottom w:w="80" w:type="dxa"/>
-              <w:left w:w="100" w:type="dxa"/>
-              <w:right w:w="100" w:type="dxa"/>
+              <w:top w:w="70" w:type="dxa"/>
+              <w:bottom w:w="70" w:type="dxa"/>
+              <w:left w:w="90" w:type="dxa"/>
+              <w:right w:w="90" w:type="dxa"/>
             </w:tcMar>
           </w:tcPr>
           <w:p>
@@ -2592,14 +2612,14 @@
         </w:tc>
         <w:tc>
           <w:tcPr>
-            <w:tcW w:type="dxa" w:w="3010"/>
+            <w:tcW w:type="dxa" w:w="3202"/>
             <w:vAlign w:val="center"/>
             <w:shd w:fill="FFFFFF"/>
             <w:tcMar>
-              <w:top w:w="80" w:type="dxa"/>
-              <w:bottom w:w="80" w:type="dxa"/>
-              <w:left w:w="100" w:type="dxa"/>
-              <w:right w:w="100" w:type="dxa"/>
+              <w:top w:w="70" w:type="dxa"/>
+              <w:bottom w:w="70" w:type="dxa"/>
+              <w:left w:w="90" w:type="dxa"/>
+              <w:right w:w="90" w:type="dxa"/>
             </w:tcMar>
           </w:tcPr>
           <w:p>
@@ -2624,14 +2644,14 @@
         </w:trPr>
         <w:tc>
           <w:tcPr>
-            <w:tcW w:type="dxa" w:w="3010"/>
+            <w:tcW w:type="dxa" w:w="3202"/>
             <w:vAlign w:val="center"/>
             <w:shd w:fill="F2F5F9"/>
             <w:tcMar>
-              <w:top w:w="80" w:type="dxa"/>
-              <w:bottom w:w="80" w:type="dxa"/>
-              <w:left w:w="100" w:type="dxa"/>
-              <w:right w:w="100" w:type="dxa"/>
+              <w:top w:w="70" w:type="dxa"/>
+              <w:bottom w:w="70" w:type="dxa"/>
+              <w:left w:w="90" w:type="dxa"/>
+              <w:right w:w="90" w:type="dxa"/>
             </w:tcMar>
           </w:tcPr>
           <w:p>
@@ -2652,14 +2672,14 @@
         </w:tc>
         <w:tc>
           <w:tcPr>
-            <w:tcW w:type="dxa" w:w="3010"/>
+            <w:tcW w:type="dxa" w:w="3202"/>
             <w:vAlign w:val="center"/>
             <w:shd w:fill="F2F5F9"/>
             <w:tcMar>
-              <w:top w:w="80" w:type="dxa"/>
-              <w:bottom w:w="80" w:type="dxa"/>
-              <w:left w:w="100" w:type="dxa"/>
-              <w:right w:w="100" w:type="dxa"/>
+              <w:top w:w="70" w:type="dxa"/>
+              <w:bottom w:w="70" w:type="dxa"/>
+              <w:left w:w="90" w:type="dxa"/>
+              <w:right w:w="90" w:type="dxa"/>
             </w:tcMar>
           </w:tcPr>
           <w:p>
@@ -2679,14 +2699,14 @@
         </w:tc>
         <w:tc>
           <w:tcPr>
-            <w:tcW w:type="dxa" w:w="3010"/>
+            <w:tcW w:type="dxa" w:w="3202"/>
             <w:vAlign w:val="center"/>
             <w:shd w:fill="F2F5F9"/>
             <w:tcMar>
-              <w:top w:w="80" w:type="dxa"/>
-              <w:bottom w:w="80" w:type="dxa"/>
-              <w:left w:w="100" w:type="dxa"/>
-              <w:right w:w="100" w:type="dxa"/>
+              <w:top w:w="70" w:type="dxa"/>
+              <w:bottom w:w="70" w:type="dxa"/>
+              <w:left w:w="90" w:type="dxa"/>
+              <w:right w:w="90" w:type="dxa"/>
             </w:tcMar>
           </w:tcPr>
           <w:p>
@@ -2711,14 +2731,14 @@
         </w:trPr>
         <w:tc>
           <w:tcPr>
-            <w:tcW w:type="dxa" w:w="3010"/>
+            <w:tcW w:type="dxa" w:w="3202"/>
             <w:vAlign w:val="center"/>
             <w:shd w:fill="FFFFFF"/>
             <w:tcMar>
-              <w:top w:w="80" w:type="dxa"/>
-              <w:bottom w:w="80" w:type="dxa"/>
-              <w:left w:w="100" w:type="dxa"/>
-              <w:right w:w="100" w:type="dxa"/>
+              <w:top w:w="70" w:type="dxa"/>
+              <w:bottom w:w="70" w:type="dxa"/>
+              <w:left w:w="90" w:type="dxa"/>
+              <w:right w:w="90" w:type="dxa"/>
             </w:tcMar>
           </w:tcPr>
           <w:p>
@@ -2739,14 +2759,14 @@
         </w:tc>
         <w:tc>
           <w:tcPr>
-            <w:tcW w:type="dxa" w:w="3010"/>
+            <w:tcW w:type="dxa" w:w="3202"/>
             <w:vAlign w:val="center"/>
             <w:shd w:fill="FFFFFF"/>
             <w:tcMar>
-              <w:top w:w="80" w:type="dxa"/>
-              <w:bottom w:w="80" w:type="dxa"/>
-              <w:left w:w="100" w:type="dxa"/>
-              <w:right w:w="100" w:type="dxa"/>
+              <w:top w:w="70" w:type="dxa"/>
+              <w:bottom w:w="70" w:type="dxa"/>
+              <w:left w:w="90" w:type="dxa"/>
+              <w:right w:w="90" w:type="dxa"/>
             </w:tcMar>
           </w:tcPr>
           <w:p>
@@ -2766,14 +2786,14 @@
         </w:tc>
         <w:tc>
           <w:tcPr>
-            <w:tcW w:type="dxa" w:w="3010"/>
+            <w:tcW w:type="dxa" w:w="3202"/>
             <w:vAlign w:val="center"/>
             <w:shd w:fill="FFFFFF"/>
             <w:tcMar>
-              <w:top w:w="80" w:type="dxa"/>
-              <w:bottom w:w="80" w:type="dxa"/>
-              <w:left w:w="100" w:type="dxa"/>
-              <w:right w:w="100" w:type="dxa"/>
+              <w:top w:w="70" w:type="dxa"/>
+              <w:bottom w:w="70" w:type="dxa"/>
+              <w:left w:w="90" w:type="dxa"/>
+              <w:right w:w="90" w:type="dxa"/>
             </w:tcMar>
           </w:tcPr>
           <w:p>
@@ -2798,14 +2818,14 @@
         </w:trPr>
         <w:tc>
           <w:tcPr>
-            <w:tcW w:type="dxa" w:w="3010"/>
+            <w:tcW w:type="dxa" w:w="3202"/>
             <w:vAlign w:val="center"/>
             <w:shd w:fill="F2F5F9"/>
             <w:tcMar>
-              <w:top w:w="80" w:type="dxa"/>
-              <w:bottom w:w="80" w:type="dxa"/>
-              <w:left w:w="100" w:type="dxa"/>
-              <w:right w:w="100" w:type="dxa"/>
+              <w:top w:w="70" w:type="dxa"/>
+              <w:bottom w:w="70" w:type="dxa"/>
+              <w:left w:w="90" w:type="dxa"/>
+              <w:right w:w="90" w:type="dxa"/>
             </w:tcMar>
           </w:tcPr>
           <w:p>
@@ -2826,14 +2846,14 @@
         </w:tc>
         <w:tc>
           <w:tcPr>
-            <w:tcW w:type="dxa" w:w="3010"/>
+            <w:tcW w:type="dxa" w:w="3202"/>
             <w:vAlign w:val="center"/>
             <w:shd w:fill="F2F5F9"/>
             <w:tcMar>
-              <w:top w:w="80" w:type="dxa"/>
-              <w:bottom w:w="80" w:type="dxa"/>
-              <w:left w:w="100" w:type="dxa"/>
-              <w:right w:w="100" w:type="dxa"/>
+              <w:top w:w="70" w:type="dxa"/>
+              <w:bottom w:w="70" w:type="dxa"/>
+              <w:left w:w="90" w:type="dxa"/>
+              <w:right w:w="90" w:type="dxa"/>
             </w:tcMar>
           </w:tcPr>
           <w:p>
@@ -2870,14 +2890,14 @@
         </w:tc>
         <w:tc>
           <w:tcPr>
-            <w:tcW w:type="dxa" w:w="3010"/>
+            <w:tcW w:type="dxa" w:w="3202"/>
             <w:vAlign w:val="center"/>
             <w:shd w:fill="F2F5F9"/>
             <w:tcMar>
-              <w:top w:w="80" w:type="dxa"/>
-              <w:bottom w:w="80" w:type="dxa"/>
-              <w:left w:w="100" w:type="dxa"/>
-              <w:right w:w="100" w:type="dxa"/>
+              <w:top w:w="70" w:type="dxa"/>
+              <w:bottom w:w="70" w:type="dxa"/>
+              <w:left w:w="90" w:type="dxa"/>
+              <w:right w:w="90" w:type="dxa"/>
             </w:tcMar>
           </w:tcPr>
           <w:p>
@@ -2902,14 +2922,14 @@
         </w:trPr>
         <w:tc>
           <w:tcPr>
-            <w:tcW w:type="dxa" w:w="3010"/>
+            <w:tcW w:type="dxa" w:w="3202"/>
             <w:vAlign w:val="center"/>
             <w:shd w:fill="FFFFFF"/>
             <w:tcMar>
-              <w:top w:w="80" w:type="dxa"/>
-              <w:bottom w:w="80" w:type="dxa"/>
-              <w:left w:w="100" w:type="dxa"/>
-              <w:right w:w="100" w:type="dxa"/>
+              <w:top w:w="70" w:type="dxa"/>
+              <w:bottom w:w="70" w:type="dxa"/>
+              <w:left w:w="90" w:type="dxa"/>
+              <w:right w:w="90" w:type="dxa"/>
             </w:tcMar>
           </w:tcPr>
           <w:p>
@@ -2930,14 +2950,14 @@
         </w:tc>
         <w:tc>
           <w:tcPr>
-            <w:tcW w:type="dxa" w:w="3010"/>
+            <w:tcW w:type="dxa" w:w="3202"/>
             <w:vAlign w:val="center"/>
             <w:shd w:fill="FFFFFF"/>
             <w:tcMar>
-              <w:top w:w="80" w:type="dxa"/>
-              <w:bottom w:w="80" w:type="dxa"/>
-              <w:left w:w="100" w:type="dxa"/>
-              <w:right w:w="100" w:type="dxa"/>
+              <w:top w:w="70" w:type="dxa"/>
+              <w:bottom w:w="70" w:type="dxa"/>
+              <w:left w:w="90" w:type="dxa"/>
+              <w:right w:w="90" w:type="dxa"/>
             </w:tcMar>
           </w:tcPr>
           <w:p>
@@ -2957,14 +2977,14 @@
         </w:tc>
         <w:tc>
           <w:tcPr>
-            <w:tcW w:type="dxa" w:w="3010"/>
+            <w:tcW w:type="dxa" w:w="3202"/>
             <w:vAlign w:val="center"/>
             <w:shd w:fill="FFFFFF"/>
             <w:tcMar>
-              <w:top w:w="80" w:type="dxa"/>
-              <w:bottom w:w="80" w:type="dxa"/>
-              <w:left w:w="100" w:type="dxa"/>
-              <w:right w:w="100" w:type="dxa"/>
+              <w:top w:w="70" w:type="dxa"/>
+              <w:bottom w:w="70" w:type="dxa"/>
+              <w:left w:w="90" w:type="dxa"/>
+              <w:right w:w="90" w:type="dxa"/>
             </w:tcMar>
           </w:tcPr>
           <w:p>
@@ -2986,7 +3006,7 @@
     </w:tbl>
     <w:p>
       <w:pPr>
-        <w:spacing w:after="120"/>
+        <w:spacing w:after="100"/>
       </w:pPr>
     </w:p>
     <w:p>
@@ -3008,6 +3028,7 @@
       <w:tblPr>
         <w:tblW w:type="auto" w:w="0"/>
         <w:jc w:val="center"/>
+        <w:tblLayout w:type="fixed"/>
         <w:tblLook w:firstColumn="1" w:firstRow="1" w:lastColumn="0" w:lastRow="0" w:noHBand="0" w:noVBand="1" w:val="04A0"/>
         <w:tblBorders>
           <w:top w:val="single" w:sz="4" w:space="0" w:color="E2E8F0"/>
@@ -3019,12 +3040,12 @@
         </w:tblBorders>
       </w:tblPr>
       <w:tblGrid>
-        <w:gridCol w:w="9029"/>
+        <w:gridCol w:w="9605"/>
       </w:tblGrid>
       <w:tr>
         <w:tc>
           <w:tcPr>
-            <w:tcW w:type="dxa" w:w="9029"/>
+            <w:tcW w:type="dxa" w:w="9504"/>
             <w:shd w:fill="F8F9FA"/>
             <w:tcMar>
               <w:top w:w="100" w:type="dxa"/>
@@ -3041,7 +3062,7 @@
               <w:rPr>
                 <w:rFonts w:ascii="Consolas" w:hAnsi="Consolas"/>
                 <w:color w:val="282828"/>
-                <w:sz w:val="18"/>
+                <w:sz w:val="17"/>
               </w:rPr>
               <w:t>flowchart LR</w:t>
               <w:br/>
@@ -3072,17 +3093,17 @@
         <w:tblLook w:firstColumn="1" w:firstRow="1" w:lastColumn="0" w:lastRow="0" w:noHBand="0" w:noVBand="1" w:val="04A0"/>
       </w:tblPr>
       <w:tblGrid>
-        <w:gridCol w:w="9029"/>
+        <w:gridCol w:w="9605"/>
       </w:tblGrid>
       <w:tr>
         <w:tc>
           <w:tcPr>
-            <w:tcW w:type="dxa" w:w="9360"/>
+            <w:tcW w:type="dxa" w:w="9504"/>
             <w:shd w:fill="EEF4FB"/>
             <w:tcMar>
               <w:top w:w="120" w:type="dxa"/>
               <w:bottom w:w="120" w:type="dxa"/>
-              <w:left w:w="200" w:type="dxa"/>
+              <w:left w:w="180" w:type="dxa"/>
               <w:right w:w="150" w:type="dxa"/>
             </w:tcMar>
             <w:tcBorders>
@@ -3100,10 +3121,65 @@
               <w:rPr>
                 <w:rFonts w:ascii="Calibri" w:hAnsi="Calibri"/>
                 <w:i/>
-                <w:color w:val="1F3864"/>
-                <w:sz w:val="20"/>
+                <w:color w:val="262626"/>
+                <w:sz w:val="19"/>
               </w:rPr>
-              <w:t>Diagram di atas merepresentasikan **siklus PPEPP berkelanjutan** (Dok 010 §9): *Penetapan → Pelaksanaan → Pemeriksaan → Pengendalian → Peningkatan*, yang berputar kembali (*feedback loop*) sebagai dasar perbaikan mutu. Tabel detail pada §31.2.</w:t>
+              <w:t xml:space="preserve">Diagram di atas merepresentasikan </w:t>
+            </w:r>
+            <w:r>
+              <w:rPr>
+                <w:rFonts w:ascii="Calibri" w:hAnsi="Calibri"/>
+                <w:b/>
+                <w:i/>
+                <w:color w:val="262626"/>
+                <w:sz w:val="19"/>
+              </w:rPr>
+              <w:t>siklus PPEPP berkelanjutan</w:t>
+            </w:r>
+            <w:r>
+              <w:rPr>
+                <w:rFonts w:ascii="Calibri" w:hAnsi="Calibri"/>
+                <w:i/>
+                <w:color w:val="262626"/>
+                <w:sz w:val="19"/>
+              </w:rPr>
+              <w:t xml:space="preserve"> (Dok 010 §9): </w:t>
+            </w:r>
+            <w:r>
+              <w:rPr>
+                <w:rFonts w:ascii="Calibri" w:hAnsi="Calibri"/>
+                <w:i/>
+                <w:color w:val="262626"/>
+                <w:sz w:val="19"/>
+              </w:rPr>
+              <w:t>Penetapan → Pelaksanaan → Pemeriksaan → Pengendalian → Peningkatan</w:t>
+            </w:r>
+            <w:r>
+              <w:rPr>
+                <w:rFonts w:ascii="Calibri" w:hAnsi="Calibri"/>
+                <w:i/>
+                <w:color w:val="262626"/>
+                <w:sz w:val="19"/>
+              </w:rPr>
+              <w:t>, yang berputar kembali (</w:t>
+            </w:r>
+            <w:r>
+              <w:rPr>
+                <w:rFonts w:ascii="Calibri" w:hAnsi="Calibri"/>
+                <w:i/>
+                <w:color w:val="262626"/>
+                <w:sz w:val="19"/>
+              </w:rPr>
+              <w:t>feedback loop</w:t>
+            </w:r>
+            <w:r>
+              <w:rPr>
+                <w:rFonts w:ascii="Calibri" w:hAnsi="Calibri"/>
+                <w:i/>
+                <w:color w:val="262626"/>
+                <w:sz w:val="19"/>
+              </w:rPr>
+              <w:t>) sebagai dasar perbaikan mutu. Tabel detail pada §31.2.</w:t>
             </w:r>
           </w:p>
         </w:tc>
@@ -3269,17 +3345,17 @@
         <w:tblLook w:firstColumn="1" w:firstRow="1" w:lastColumn="0" w:lastRow="0" w:noHBand="0" w:noVBand="1" w:val="04A0"/>
       </w:tblPr>
       <w:tblGrid>
-        <w:gridCol w:w="9029"/>
+        <w:gridCol w:w="9605"/>
       </w:tblGrid>
       <w:tr>
         <w:tc>
           <w:tcPr>
-            <w:tcW w:type="dxa" w:w="9360"/>
+            <w:tcW w:type="dxa" w:w="9504"/>
             <w:shd w:fill="EEF4FB"/>
             <w:tcMar>
               <w:top w:w="120" w:type="dxa"/>
               <w:bottom w:w="120" w:type="dxa"/>
-              <w:left w:w="200" w:type="dxa"/>
+              <w:left w:w="180" w:type="dxa"/>
               <w:right w:w="150" w:type="dxa"/>
             </w:tcMar>
             <w:tcBorders>
@@ -3297,10 +3373,28 @@
               <w:rPr>
                 <w:rFonts w:ascii="Calibri" w:hAnsi="Calibri"/>
                 <w:i/>
-                <w:color w:val="1F3864"/>
-                <w:sz w:val="20"/>
+                <w:color w:val="262626"/>
+                <w:sz w:val="19"/>
               </w:rPr>
-              <w:t>*Catatan: Prodi SISTEKIN baru beroperasi; target numerik PEO bersifat **Provisional Baseline**. Fokus evaluasi saat ini pada kualitas desain kurikulum, keterlacakan VMTS, kesiapan instrumen, dan validasi pemangku kepentingan (Dok 010 §1).*</w:t>
+              <w:t xml:space="preserve">Catatan: Prodi SISTEKIN baru beroperasi; target numerik PEO bersifat </w:t>
+            </w:r>
+            <w:r>
+              <w:rPr>
+                <w:rFonts w:ascii="Calibri" w:hAnsi="Calibri"/>
+                <w:i/>
+                <w:color w:val="262626"/>
+                <w:sz w:val="19"/>
+              </w:rPr>
+              <w:t>Provisional Baseline</w:t>
+            </w:r>
+            <w:r>
+              <w:rPr>
+                <w:rFonts w:ascii="Calibri" w:hAnsi="Calibri"/>
+                <w:i/>
+                <w:color w:val="262626"/>
+                <w:sz w:val="19"/>
+              </w:rPr>
+              <w:t>. Fokus evaluasi saat ini pada kualitas desain kurikulum, keterlacakan VMTS, kesiapan instrumen, dan validasi pemangku kepentingan (Dok 010 §1).</w:t>
             </w:r>
           </w:p>
         </w:tc>
@@ -3318,9 +3412,9 @@
       <w:r>
         <w:rPr>
           <w:color w:val="C8D2E1"/>
-          <w:sz w:val="16"/>
+          <w:sz w:val="14"/>
         </w:rPr>
-        <w:t>_________________________________________________________________________________</w:t>
+        <w:t>———————————————————————————————————————————————————————————————————————————</w:t>
       </w:r>
     </w:p>
     <w:p>
@@ -3346,17 +3440,17 @@
         <w:tblLook w:firstColumn="1" w:firstRow="1" w:lastColumn="0" w:lastRow="0" w:noHBand="0" w:noVBand="1" w:val="04A0"/>
       </w:tblPr>
       <w:tblGrid>
-        <w:gridCol w:w="9029"/>
+        <w:gridCol w:w="9605"/>
       </w:tblGrid>
       <w:tr>
         <w:tc>
           <w:tcPr>
-            <w:tcW w:type="dxa" w:w="9360"/>
+            <w:tcW w:type="dxa" w:w="9504"/>
             <w:shd w:fill="EEF4FB"/>
             <w:tcMar>
               <w:top w:w="120" w:type="dxa"/>
               <w:bottom w:w="120" w:type="dxa"/>
-              <w:left w:w="200" w:type="dxa"/>
+              <w:left w:w="180" w:type="dxa"/>
               <w:right w:w="150" w:type="dxa"/>
             </w:tcMar>
             <w:tcBorders>
@@ -3374,8 +3468,8 @@
               <w:rPr>
                 <w:rFonts w:ascii="Calibri" w:hAnsi="Calibri"/>
                 <w:i/>
-                <w:color w:val="1F3864"/>
-                <w:sz w:val="20"/>
+                <w:color w:val="262626"/>
+                <w:sz w:val="19"/>
               </w:rPr>
               <w:t>Sumber yang dirangkai: Dok 008 (Sistem Asesmen OBE, 4x evaluasi &amp; rubrik) dan Dok 018 (Panduan Master Rubrik &amp; Model Asesmen OBE Dosen).</w:t>
             </w:r>
@@ -3554,10 +3648,10 @@
         </w:tblBorders>
       </w:tblPr>
       <w:tblGrid>
-        <w:gridCol w:w="2257"/>
-        <w:gridCol w:w="2257"/>
-        <w:gridCol w:w="2257"/>
-        <w:gridCol w:w="2257"/>
+        <w:gridCol w:w="2401"/>
+        <w:gridCol w:w="2401"/>
+        <w:gridCol w:w="2401"/>
+        <w:gridCol w:w="2401"/>
       </w:tblGrid>
       <w:tr>
         <w:trPr>
@@ -3567,7 +3661,7 @@
         </w:trPr>
         <w:tc>
           <w:tcPr>
-            <w:tcW w:type="dxa" w:w="2257"/>
+            <w:tcW w:type="dxa" w:w="2401"/>
             <w:vAlign w:val="center"/>
             <w:shd w:fill="1F3864"/>
             <w:tcMar>
@@ -3595,7 +3689,7 @@
         </w:tc>
         <w:tc>
           <w:tcPr>
-            <w:tcW w:type="dxa" w:w="2257"/>
+            <w:tcW w:type="dxa" w:w="2401"/>
             <w:vAlign w:val="center"/>
             <w:shd w:fill="1F3864"/>
             <w:tcMar>
@@ -3623,7 +3717,7 @@
         </w:tc>
         <w:tc>
           <w:tcPr>
-            <w:tcW w:type="dxa" w:w="2257"/>
+            <w:tcW w:type="dxa" w:w="2401"/>
             <w:vAlign w:val="center"/>
             <w:shd w:fill="1F3864"/>
             <w:tcMar>
@@ -3651,7 +3745,7 @@
         </w:tc>
         <w:tc>
           <w:tcPr>
-            <w:tcW w:type="dxa" w:w="2257"/>
+            <w:tcW w:type="dxa" w:w="2401"/>
             <w:vAlign w:val="center"/>
             <w:shd w:fill="1F3864"/>
             <w:tcMar>
@@ -3684,14 +3778,14 @@
         </w:trPr>
         <w:tc>
           <w:tcPr>
-            <w:tcW w:type="dxa" w:w="2257"/>
+            <w:tcW w:type="dxa" w:w="2401"/>
             <w:vAlign w:val="center"/>
             <w:shd w:fill="FFFFFF"/>
             <w:tcMar>
-              <w:top w:w="80" w:type="dxa"/>
-              <w:bottom w:w="80" w:type="dxa"/>
-              <w:left w:w="100" w:type="dxa"/>
-              <w:right w:w="100" w:type="dxa"/>
+              <w:top w:w="70" w:type="dxa"/>
+              <w:bottom w:w="70" w:type="dxa"/>
+              <w:left w:w="90" w:type="dxa"/>
+              <w:right w:w="90" w:type="dxa"/>
             </w:tcMar>
           </w:tcPr>
           <w:p>
@@ -3711,14 +3805,14 @@
         </w:tc>
         <w:tc>
           <w:tcPr>
-            <w:tcW w:type="dxa" w:w="2257"/>
+            <w:tcW w:type="dxa" w:w="2401"/>
             <w:vAlign w:val="center"/>
             <w:shd w:fill="FFFFFF"/>
             <w:tcMar>
-              <w:top w:w="80" w:type="dxa"/>
-              <w:bottom w:w="80" w:type="dxa"/>
-              <w:left w:w="100" w:type="dxa"/>
-              <w:right w:w="100" w:type="dxa"/>
+              <w:top w:w="70" w:type="dxa"/>
+              <w:bottom w:w="70" w:type="dxa"/>
+              <w:left w:w="90" w:type="dxa"/>
+              <w:right w:w="90" w:type="dxa"/>
             </w:tcMar>
           </w:tcPr>
           <w:p>
@@ -3738,14 +3832,14 @@
         </w:tc>
         <w:tc>
           <w:tcPr>
-            <w:tcW w:type="dxa" w:w="2257"/>
+            <w:tcW w:type="dxa" w:w="2401"/>
             <w:vAlign w:val="center"/>
             <w:shd w:fill="FFFFFF"/>
             <w:tcMar>
-              <w:top w:w="80" w:type="dxa"/>
-              <w:bottom w:w="80" w:type="dxa"/>
-              <w:left w:w="100" w:type="dxa"/>
-              <w:right w:w="100" w:type="dxa"/>
+              <w:top w:w="70" w:type="dxa"/>
+              <w:bottom w:w="70" w:type="dxa"/>
+              <w:left w:w="90" w:type="dxa"/>
+              <w:right w:w="90" w:type="dxa"/>
             </w:tcMar>
           </w:tcPr>
           <w:p>
@@ -3765,14 +3859,14 @@
         </w:tc>
         <w:tc>
           <w:tcPr>
-            <w:tcW w:type="dxa" w:w="2257"/>
+            <w:tcW w:type="dxa" w:w="2401"/>
             <w:vAlign w:val="center"/>
             <w:shd w:fill="FFFFFF"/>
             <w:tcMar>
-              <w:top w:w="80" w:type="dxa"/>
-              <w:bottom w:w="80" w:type="dxa"/>
-              <w:left w:w="100" w:type="dxa"/>
-              <w:right w:w="100" w:type="dxa"/>
+              <w:top w:w="70" w:type="dxa"/>
+              <w:bottom w:w="70" w:type="dxa"/>
+              <w:left w:w="90" w:type="dxa"/>
+              <w:right w:w="90" w:type="dxa"/>
             </w:tcMar>
           </w:tcPr>
           <w:p>
@@ -3797,14 +3891,14 @@
         </w:trPr>
         <w:tc>
           <w:tcPr>
-            <w:tcW w:type="dxa" w:w="2257"/>
+            <w:tcW w:type="dxa" w:w="2401"/>
             <w:vAlign w:val="center"/>
             <w:shd w:fill="F2F5F9"/>
             <w:tcMar>
-              <w:top w:w="80" w:type="dxa"/>
-              <w:bottom w:w="80" w:type="dxa"/>
-              <w:left w:w="100" w:type="dxa"/>
-              <w:right w:w="100" w:type="dxa"/>
+              <w:top w:w="70" w:type="dxa"/>
+              <w:bottom w:w="70" w:type="dxa"/>
+              <w:left w:w="90" w:type="dxa"/>
+              <w:right w:w="90" w:type="dxa"/>
             </w:tcMar>
           </w:tcPr>
           <w:p>
@@ -3824,14 +3918,14 @@
         </w:tc>
         <w:tc>
           <w:tcPr>
-            <w:tcW w:type="dxa" w:w="2257"/>
+            <w:tcW w:type="dxa" w:w="2401"/>
             <w:vAlign w:val="center"/>
             <w:shd w:fill="F2F5F9"/>
             <w:tcMar>
-              <w:top w:w="80" w:type="dxa"/>
-              <w:bottom w:w="80" w:type="dxa"/>
-              <w:left w:w="100" w:type="dxa"/>
-              <w:right w:w="100" w:type="dxa"/>
+              <w:top w:w="70" w:type="dxa"/>
+              <w:bottom w:w="70" w:type="dxa"/>
+              <w:left w:w="90" w:type="dxa"/>
+              <w:right w:w="90" w:type="dxa"/>
             </w:tcMar>
           </w:tcPr>
           <w:p>
@@ -3851,14 +3945,14 @@
         </w:tc>
         <w:tc>
           <w:tcPr>
-            <w:tcW w:type="dxa" w:w="2257"/>
+            <w:tcW w:type="dxa" w:w="2401"/>
             <w:vAlign w:val="center"/>
             <w:shd w:fill="F2F5F9"/>
             <w:tcMar>
-              <w:top w:w="80" w:type="dxa"/>
-              <w:bottom w:w="80" w:type="dxa"/>
-              <w:left w:w="100" w:type="dxa"/>
-              <w:right w:w="100" w:type="dxa"/>
+              <w:top w:w="70" w:type="dxa"/>
+              <w:bottom w:w="70" w:type="dxa"/>
+              <w:left w:w="90" w:type="dxa"/>
+              <w:right w:w="90" w:type="dxa"/>
             </w:tcMar>
           </w:tcPr>
           <w:p>
@@ -3878,14 +3972,14 @@
         </w:tc>
         <w:tc>
           <w:tcPr>
-            <w:tcW w:type="dxa" w:w="2257"/>
+            <w:tcW w:type="dxa" w:w="2401"/>
             <w:vAlign w:val="center"/>
             <w:shd w:fill="F2F5F9"/>
             <w:tcMar>
-              <w:top w:w="80" w:type="dxa"/>
-              <w:bottom w:w="80" w:type="dxa"/>
-              <w:left w:w="100" w:type="dxa"/>
-              <w:right w:w="100" w:type="dxa"/>
+              <w:top w:w="70" w:type="dxa"/>
+              <w:bottom w:w="70" w:type="dxa"/>
+              <w:left w:w="90" w:type="dxa"/>
+              <w:right w:w="90" w:type="dxa"/>
             </w:tcMar>
           </w:tcPr>
           <w:p>
@@ -3910,14 +4004,14 @@
         </w:trPr>
         <w:tc>
           <w:tcPr>
-            <w:tcW w:type="dxa" w:w="2257"/>
+            <w:tcW w:type="dxa" w:w="2401"/>
             <w:vAlign w:val="center"/>
             <w:shd w:fill="FFFFFF"/>
             <w:tcMar>
-              <w:top w:w="80" w:type="dxa"/>
-              <w:bottom w:w="80" w:type="dxa"/>
-              <w:left w:w="100" w:type="dxa"/>
-              <w:right w:w="100" w:type="dxa"/>
+              <w:top w:w="70" w:type="dxa"/>
+              <w:bottom w:w="70" w:type="dxa"/>
+              <w:left w:w="90" w:type="dxa"/>
+              <w:right w:w="90" w:type="dxa"/>
             </w:tcMar>
           </w:tcPr>
           <w:p>
@@ -3937,14 +4031,14 @@
         </w:tc>
         <w:tc>
           <w:tcPr>
-            <w:tcW w:type="dxa" w:w="2257"/>
+            <w:tcW w:type="dxa" w:w="2401"/>
             <w:vAlign w:val="center"/>
             <w:shd w:fill="FFFFFF"/>
             <w:tcMar>
-              <w:top w:w="80" w:type="dxa"/>
-              <w:bottom w:w="80" w:type="dxa"/>
-              <w:left w:w="100" w:type="dxa"/>
-              <w:right w:w="100" w:type="dxa"/>
+              <w:top w:w="70" w:type="dxa"/>
+              <w:bottom w:w="70" w:type="dxa"/>
+              <w:left w:w="90" w:type="dxa"/>
+              <w:right w:w="90" w:type="dxa"/>
             </w:tcMar>
           </w:tcPr>
           <w:p>
@@ -3964,14 +4058,14 @@
         </w:tc>
         <w:tc>
           <w:tcPr>
-            <w:tcW w:type="dxa" w:w="2257"/>
+            <w:tcW w:type="dxa" w:w="2401"/>
             <w:vAlign w:val="center"/>
             <w:shd w:fill="FFFFFF"/>
             <w:tcMar>
-              <w:top w:w="80" w:type="dxa"/>
-              <w:bottom w:w="80" w:type="dxa"/>
-              <w:left w:w="100" w:type="dxa"/>
-              <w:right w:w="100" w:type="dxa"/>
+              <w:top w:w="70" w:type="dxa"/>
+              <w:bottom w:w="70" w:type="dxa"/>
+              <w:left w:w="90" w:type="dxa"/>
+              <w:right w:w="90" w:type="dxa"/>
             </w:tcMar>
           </w:tcPr>
           <w:p>
@@ -3991,14 +4085,14 @@
         </w:tc>
         <w:tc>
           <w:tcPr>
-            <w:tcW w:type="dxa" w:w="2257"/>
+            <w:tcW w:type="dxa" w:w="2401"/>
             <w:vAlign w:val="center"/>
             <w:shd w:fill="FFFFFF"/>
             <w:tcMar>
-              <w:top w:w="80" w:type="dxa"/>
-              <w:bottom w:w="80" w:type="dxa"/>
-              <w:left w:w="100" w:type="dxa"/>
-              <w:right w:w="100" w:type="dxa"/>
+              <w:top w:w="70" w:type="dxa"/>
+              <w:bottom w:w="70" w:type="dxa"/>
+              <w:left w:w="90" w:type="dxa"/>
+              <w:right w:w="90" w:type="dxa"/>
             </w:tcMar>
           </w:tcPr>
           <w:p>
@@ -4023,14 +4117,14 @@
         </w:trPr>
         <w:tc>
           <w:tcPr>
-            <w:tcW w:type="dxa" w:w="2257"/>
+            <w:tcW w:type="dxa" w:w="2401"/>
             <w:vAlign w:val="center"/>
             <w:shd w:fill="F2F5F9"/>
             <w:tcMar>
-              <w:top w:w="80" w:type="dxa"/>
-              <w:bottom w:w="80" w:type="dxa"/>
-              <w:left w:w="100" w:type="dxa"/>
-              <w:right w:w="100" w:type="dxa"/>
+              <w:top w:w="70" w:type="dxa"/>
+              <w:bottom w:w="70" w:type="dxa"/>
+              <w:left w:w="90" w:type="dxa"/>
+              <w:right w:w="90" w:type="dxa"/>
             </w:tcMar>
           </w:tcPr>
           <w:p>
@@ -4050,14 +4144,14 @@
         </w:tc>
         <w:tc>
           <w:tcPr>
-            <w:tcW w:type="dxa" w:w="2257"/>
+            <w:tcW w:type="dxa" w:w="2401"/>
             <w:vAlign w:val="center"/>
             <w:shd w:fill="F2F5F9"/>
             <w:tcMar>
-              <w:top w:w="80" w:type="dxa"/>
-              <w:bottom w:w="80" w:type="dxa"/>
-              <w:left w:w="100" w:type="dxa"/>
-              <w:right w:w="100" w:type="dxa"/>
+              <w:top w:w="70" w:type="dxa"/>
+              <w:bottom w:w="70" w:type="dxa"/>
+              <w:left w:w="90" w:type="dxa"/>
+              <w:right w:w="90" w:type="dxa"/>
             </w:tcMar>
           </w:tcPr>
           <w:p>
@@ -4077,14 +4171,14 @@
         </w:tc>
         <w:tc>
           <w:tcPr>
-            <w:tcW w:type="dxa" w:w="2257"/>
+            <w:tcW w:type="dxa" w:w="2401"/>
             <w:vAlign w:val="center"/>
             <w:shd w:fill="F2F5F9"/>
             <w:tcMar>
-              <w:top w:w="80" w:type="dxa"/>
-              <w:bottom w:w="80" w:type="dxa"/>
-              <w:left w:w="100" w:type="dxa"/>
-              <w:right w:w="100" w:type="dxa"/>
+              <w:top w:w="70" w:type="dxa"/>
+              <w:bottom w:w="70" w:type="dxa"/>
+              <w:left w:w="90" w:type="dxa"/>
+              <w:right w:w="90" w:type="dxa"/>
             </w:tcMar>
           </w:tcPr>
           <w:p>
@@ -4120,14 +4214,14 @@
         </w:tc>
         <w:tc>
           <w:tcPr>
-            <w:tcW w:type="dxa" w:w="2257"/>
+            <w:tcW w:type="dxa" w:w="2401"/>
             <w:vAlign w:val="center"/>
             <w:shd w:fill="F2F5F9"/>
             <w:tcMar>
-              <w:top w:w="80" w:type="dxa"/>
-              <w:bottom w:w="80" w:type="dxa"/>
-              <w:left w:w="100" w:type="dxa"/>
-              <w:right w:w="100" w:type="dxa"/>
+              <w:top w:w="70" w:type="dxa"/>
+              <w:bottom w:w="70" w:type="dxa"/>
+              <w:left w:w="90" w:type="dxa"/>
+              <w:right w:w="90" w:type="dxa"/>
             </w:tcMar>
           </w:tcPr>
           <w:p>
@@ -4152,14 +4246,14 @@
         </w:trPr>
         <w:tc>
           <w:tcPr>
-            <w:tcW w:type="dxa" w:w="2257"/>
+            <w:tcW w:type="dxa" w:w="2401"/>
             <w:vAlign w:val="center"/>
             <w:shd w:fill="FFFFFF"/>
             <w:tcMar>
-              <w:top w:w="80" w:type="dxa"/>
-              <w:bottom w:w="80" w:type="dxa"/>
-              <w:left w:w="100" w:type="dxa"/>
-              <w:right w:w="100" w:type="dxa"/>
+              <w:top w:w="70" w:type="dxa"/>
+              <w:bottom w:w="70" w:type="dxa"/>
+              <w:left w:w="90" w:type="dxa"/>
+              <w:right w:w="90" w:type="dxa"/>
             </w:tcMar>
           </w:tcPr>
           <w:p>
@@ -4179,14 +4273,14 @@
         </w:tc>
         <w:tc>
           <w:tcPr>
-            <w:tcW w:type="dxa" w:w="2257"/>
+            <w:tcW w:type="dxa" w:w="2401"/>
             <w:vAlign w:val="center"/>
             <w:shd w:fill="FFFFFF"/>
             <w:tcMar>
-              <w:top w:w="80" w:type="dxa"/>
-              <w:bottom w:w="80" w:type="dxa"/>
-              <w:left w:w="100" w:type="dxa"/>
-              <w:right w:w="100" w:type="dxa"/>
+              <w:top w:w="70" w:type="dxa"/>
+              <w:bottom w:w="70" w:type="dxa"/>
+              <w:left w:w="90" w:type="dxa"/>
+              <w:right w:w="90" w:type="dxa"/>
             </w:tcMar>
           </w:tcPr>
           <w:p>
@@ -4206,14 +4300,14 @@
         </w:tc>
         <w:tc>
           <w:tcPr>
-            <w:tcW w:type="dxa" w:w="2257"/>
+            <w:tcW w:type="dxa" w:w="2401"/>
             <w:vAlign w:val="center"/>
             <w:shd w:fill="FFFFFF"/>
             <w:tcMar>
-              <w:top w:w="80" w:type="dxa"/>
-              <w:bottom w:w="80" w:type="dxa"/>
-              <w:left w:w="100" w:type="dxa"/>
-              <w:right w:w="100" w:type="dxa"/>
+              <w:top w:w="70" w:type="dxa"/>
+              <w:bottom w:w="70" w:type="dxa"/>
+              <w:left w:w="90" w:type="dxa"/>
+              <w:right w:w="90" w:type="dxa"/>
             </w:tcMar>
           </w:tcPr>
           <w:p>
@@ -4249,14 +4343,14 @@
         </w:tc>
         <w:tc>
           <w:tcPr>
-            <w:tcW w:type="dxa" w:w="2257"/>
+            <w:tcW w:type="dxa" w:w="2401"/>
             <w:vAlign w:val="center"/>
             <w:shd w:fill="FFFFFF"/>
             <w:tcMar>
-              <w:top w:w="80" w:type="dxa"/>
-              <w:bottom w:w="80" w:type="dxa"/>
-              <w:left w:w="100" w:type="dxa"/>
-              <w:right w:w="100" w:type="dxa"/>
+              <w:top w:w="70" w:type="dxa"/>
+              <w:bottom w:w="70" w:type="dxa"/>
+              <w:left w:w="90" w:type="dxa"/>
+              <w:right w:w="90" w:type="dxa"/>
             </w:tcMar>
           </w:tcPr>
           <w:p>
@@ -4281,14 +4375,14 @@
         </w:trPr>
         <w:tc>
           <w:tcPr>
-            <w:tcW w:type="dxa" w:w="2257"/>
+            <w:tcW w:type="dxa" w:w="2401"/>
             <w:vAlign w:val="center"/>
             <w:shd w:fill="F2F5F9"/>
             <w:tcMar>
-              <w:top w:w="80" w:type="dxa"/>
-              <w:bottom w:w="80" w:type="dxa"/>
-              <w:left w:w="100" w:type="dxa"/>
-              <w:right w:w="100" w:type="dxa"/>
+              <w:top w:w="70" w:type="dxa"/>
+              <w:bottom w:w="70" w:type="dxa"/>
+              <w:left w:w="90" w:type="dxa"/>
+              <w:right w:w="90" w:type="dxa"/>
             </w:tcMar>
           </w:tcPr>
           <w:p>
@@ -4308,14 +4402,14 @@
         </w:tc>
         <w:tc>
           <w:tcPr>
-            <w:tcW w:type="dxa" w:w="2257"/>
+            <w:tcW w:type="dxa" w:w="2401"/>
             <w:vAlign w:val="center"/>
             <w:shd w:fill="F2F5F9"/>
             <w:tcMar>
-              <w:top w:w="80" w:type="dxa"/>
-              <w:bottom w:w="80" w:type="dxa"/>
-              <w:left w:w="100" w:type="dxa"/>
-              <w:right w:w="100" w:type="dxa"/>
+              <w:top w:w="70" w:type="dxa"/>
+              <w:bottom w:w="70" w:type="dxa"/>
+              <w:left w:w="90" w:type="dxa"/>
+              <w:right w:w="90" w:type="dxa"/>
             </w:tcMar>
           </w:tcPr>
           <w:p>
@@ -4335,14 +4429,14 @@
         </w:tc>
         <w:tc>
           <w:tcPr>
-            <w:tcW w:type="dxa" w:w="2257"/>
+            <w:tcW w:type="dxa" w:w="2401"/>
             <w:vAlign w:val="center"/>
             <w:shd w:fill="F2F5F9"/>
             <w:tcMar>
-              <w:top w:w="80" w:type="dxa"/>
-              <w:bottom w:w="80" w:type="dxa"/>
-              <w:left w:w="100" w:type="dxa"/>
-              <w:right w:w="100" w:type="dxa"/>
+              <w:top w:w="70" w:type="dxa"/>
+              <w:bottom w:w="70" w:type="dxa"/>
+              <w:left w:w="90" w:type="dxa"/>
+              <w:right w:w="90" w:type="dxa"/>
             </w:tcMar>
           </w:tcPr>
           <w:p>
@@ -4362,14 +4456,14 @@
         </w:tc>
         <w:tc>
           <w:tcPr>
-            <w:tcW w:type="dxa" w:w="2257"/>
+            <w:tcW w:type="dxa" w:w="2401"/>
             <w:vAlign w:val="center"/>
             <w:shd w:fill="F2F5F9"/>
             <w:tcMar>
-              <w:top w:w="80" w:type="dxa"/>
-              <w:bottom w:w="80" w:type="dxa"/>
-              <w:left w:w="100" w:type="dxa"/>
-              <w:right w:w="100" w:type="dxa"/>
+              <w:top w:w="70" w:type="dxa"/>
+              <w:bottom w:w="70" w:type="dxa"/>
+              <w:left w:w="90" w:type="dxa"/>
+              <w:right w:w="90" w:type="dxa"/>
             </w:tcMar>
           </w:tcPr>
           <w:p>
@@ -4394,14 +4488,14 @@
         </w:trPr>
         <w:tc>
           <w:tcPr>
-            <w:tcW w:type="dxa" w:w="2257"/>
+            <w:tcW w:type="dxa" w:w="2401"/>
             <w:vAlign w:val="center"/>
             <w:shd w:fill="FFFFFF"/>
             <w:tcMar>
-              <w:top w:w="80" w:type="dxa"/>
-              <w:bottom w:w="80" w:type="dxa"/>
-              <w:left w:w="100" w:type="dxa"/>
-              <w:right w:w="100" w:type="dxa"/>
+              <w:top w:w="70" w:type="dxa"/>
+              <w:bottom w:w="70" w:type="dxa"/>
+              <w:left w:w="90" w:type="dxa"/>
+              <w:right w:w="90" w:type="dxa"/>
             </w:tcMar>
           </w:tcPr>
           <w:p>
@@ -4421,14 +4515,14 @@
         </w:tc>
         <w:tc>
           <w:tcPr>
-            <w:tcW w:type="dxa" w:w="2257"/>
+            <w:tcW w:type="dxa" w:w="2401"/>
             <w:vAlign w:val="center"/>
             <w:shd w:fill="FFFFFF"/>
             <w:tcMar>
-              <w:top w:w="80" w:type="dxa"/>
-              <w:bottom w:w="80" w:type="dxa"/>
-              <w:left w:w="100" w:type="dxa"/>
-              <w:right w:w="100" w:type="dxa"/>
+              <w:top w:w="70" w:type="dxa"/>
+              <w:bottom w:w="70" w:type="dxa"/>
+              <w:left w:w="90" w:type="dxa"/>
+              <w:right w:w="90" w:type="dxa"/>
             </w:tcMar>
           </w:tcPr>
           <w:p>
@@ -4448,14 +4542,14 @@
         </w:tc>
         <w:tc>
           <w:tcPr>
-            <w:tcW w:type="dxa" w:w="2257"/>
+            <w:tcW w:type="dxa" w:w="2401"/>
             <w:vAlign w:val="center"/>
             <w:shd w:fill="FFFFFF"/>
             <w:tcMar>
-              <w:top w:w="80" w:type="dxa"/>
-              <w:bottom w:w="80" w:type="dxa"/>
-              <w:left w:w="100" w:type="dxa"/>
-              <w:right w:w="100" w:type="dxa"/>
+              <w:top w:w="70" w:type="dxa"/>
+              <w:bottom w:w="70" w:type="dxa"/>
+              <w:left w:w="90" w:type="dxa"/>
+              <w:right w:w="90" w:type="dxa"/>
             </w:tcMar>
           </w:tcPr>
           <w:p>
@@ -4475,14 +4569,14 @@
         </w:tc>
         <w:tc>
           <w:tcPr>
-            <w:tcW w:type="dxa" w:w="2257"/>
+            <w:tcW w:type="dxa" w:w="2401"/>
             <w:vAlign w:val="center"/>
             <w:shd w:fill="FFFFFF"/>
             <w:tcMar>
-              <w:top w:w="80" w:type="dxa"/>
-              <w:bottom w:w="80" w:type="dxa"/>
-              <w:left w:w="100" w:type="dxa"/>
-              <w:right w:w="100" w:type="dxa"/>
+              <w:top w:w="70" w:type="dxa"/>
+              <w:bottom w:w="70" w:type="dxa"/>
+              <w:left w:w="90" w:type="dxa"/>
+              <w:right w:w="90" w:type="dxa"/>
             </w:tcMar>
           </w:tcPr>
           <w:p>
@@ -4504,7 +4598,7 @@
     </w:tbl>
     <w:p>
       <w:pPr>
-        <w:spacing w:after="120"/>
+        <w:spacing w:after="100"/>
       </w:pPr>
     </w:p>
     <w:p>
@@ -4526,6 +4620,7 @@
       <w:tblPr>
         <w:tblW w:type="auto" w:w="0"/>
         <w:jc w:val="center"/>
+        <w:tblLayout w:type="fixed"/>
         <w:tblLook w:firstColumn="1" w:firstRow="1" w:lastColumn="0" w:lastRow="0" w:noHBand="0" w:noVBand="1" w:val="04A0"/>
         <w:tblBorders>
           <w:top w:val="single" w:sz="4" w:space="0" w:color="E2E8F0"/>
@@ -4537,12 +4632,12 @@
         </w:tblBorders>
       </w:tblPr>
       <w:tblGrid>
-        <w:gridCol w:w="9029"/>
+        <w:gridCol w:w="9605"/>
       </w:tblGrid>
       <w:tr>
         <w:tc>
           <w:tcPr>
-            <w:tcW w:type="dxa" w:w="9029"/>
+            <w:tcW w:type="dxa" w:w="9504"/>
             <w:shd w:fill="F8F9FA"/>
             <w:tcMar>
               <w:top w:w="100" w:type="dxa"/>
@@ -4559,7 +4654,7 @@
               <w:rPr>
                 <w:rFonts w:ascii="Consolas" w:hAnsi="Consolas"/>
                 <w:color w:val="282828"/>
-                <w:sz w:val="18"/>
+                <w:sz w:val="17"/>
               </w:rPr>
               <w:t>flowchart TD</w:t>
               <w:br/>
@@ -4594,17 +4689,17 @@
         <w:tblLook w:firstColumn="1" w:firstRow="1" w:lastColumn="0" w:lastRow="0" w:noHBand="0" w:noVBand="1" w:val="04A0"/>
       </w:tblPr>
       <w:tblGrid>
-        <w:gridCol w:w="9029"/>
+        <w:gridCol w:w="9605"/>
       </w:tblGrid>
       <w:tr>
         <w:tc>
           <w:tcPr>
-            <w:tcW w:type="dxa" w:w="9360"/>
+            <w:tcW w:type="dxa" w:w="9504"/>
             <w:shd w:fill="EEF4FB"/>
             <w:tcMar>
               <w:top w:w="120" w:type="dxa"/>
               <w:bottom w:w="120" w:type="dxa"/>
-              <w:left w:w="200" w:type="dxa"/>
+              <w:left w:w="180" w:type="dxa"/>
               <w:right w:w="150" w:type="dxa"/>
             </w:tcMar>
             <w:tcBorders>
@@ -4622,10 +4717,29 @@
               <w:rPr>
                 <w:rFonts w:ascii="Calibri" w:hAnsi="Calibri"/>
                 <w:i/>
-                <w:color w:val="1F3864"/>
-                <w:sz w:val="20"/>
+                <w:color w:val="262626"/>
+                <w:sz w:val="19"/>
               </w:rPr>
-              <w:t>Diagram merepresentasikan **alur 7 langkah penilaian OBE** (tabel §32.3) yang bersifat siklus: hasil ketercapaian CPL menjadi masukan perencanaan berikutnya (CQI). Formula per langkah mengacu Lampiran 25.</w:t>
+              <w:t xml:space="preserve">Diagram merepresentasikan </w:t>
+            </w:r>
+            <w:r>
+              <w:rPr>
+                <w:rFonts w:ascii="Calibri" w:hAnsi="Calibri"/>
+                <w:b/>
+                <w:i/>
+                <w:color w:val="262626"/>
+                <w:sz w:val="19"/>
+              </w:rPr>
+              <w:t>alur 7 langkah penilaian OBE</w:t>
+            </w:r>
+            <w:r>
+              <w:rPr>
+                <w:rFonts w:ascii="Calibri" w:hAnsi="Calibri"/>
+                <w:i/>
+                <w:color w:val="262626"/>
+                <w:sz w:val="19"/>
+              </w:rPr>
+              <w:t xml:space="preserve"> (tabel §32.3) yang bersifat siklus: hasil ketercapaian CPL menjadi masukan perencanaan berikutnya (CQI). Formula per langkah mengacu Lampiran 25.</w:t>
             </w:r>
           </w:p>
         </w:tc>
@@ -4705,9 +4819,9 @@
       <w:r>
         <w:rPr>
           <w:color w:val="C8D2E1"/>
-          <w:sz w:val="16"/>
+          <w:sz w:val="14"/>
         </w:rPr>
-        <w:t>_________________________________________________________________________________</w:t>
+        <w:t>———————————————————————————————————————————————————————————————————————————</w:t>
       </w:r>
     </w:p>
     <w:p>
@@ -4733,17 +4847,17 @@
         <w:tblLook w:firstColumn="1" w:firstRow="1" w:lastColumn="0" w:lastRow="0" w:noHBand="0" w:noVBand="1" w:val="04A0"/>
       </w:tblPr>
       <w:tblGrid>
-        <w:gridCol w:w="9029"/>
+        <w:gridCol w:w="9605"/>
       </w:tblGrid>
       <w:tr>
         <w:tc>
           <w:tcPr>
-            <w:tcW w:type="dxa" w:w="9360"/>
+            <w:tcW w:type="dxa" w:w="9504"/>
             <w:shd w:fill="EEF4FB"/>
             <w:tcMar>
               <w:top w:w="120" w:type="dxa"/>
               <w:bottom w:w="120" w:type="dxa"/>
-              <w:left w:w="200" w:type="dxa"/>
+              <w:left w:w="180" w:type="dxa"/>
               <w:right w:w="150" w:type="dxa"/>
             </w:tcMar>
             <w:tcBorders>
@@ -4761,8 +4875,8 @@
               <w:rPr>
                 <w:rFonts w:ascii="Calibri" w:hAnsi="Calibri"/>
                 <w:i/>
-                <w:color w:val="1F3864"/>
-                <w:sz w:val="20"/>
+                <w:color w:val="262626"/>
+                <w:sz w:val="19"/>
               </w:rPr>
               <w:t>Sumber yang dirangkai: Dok 009 (Pedoman Capstone Project &amp; Opsi Tugas Akhir Non-Skripsi). Dasar: Permendikbudristek No. 53/2023 Pasal 19.</w:t>
             </w:r>
@@ -4917,10 +5031,10 @@
         </w:tblBorders>
       </w:tblPr>
       <w:tblGrid>
-        <w:gridCol w:w="2257"/>
-        <w:gridCol w:w="2257"/>
-        <w:gridCol w:w="2257"/>
-        <w:gridCol w:w="2257"/>
+        <w:gridCol w:w="2401"/>
+        <w:gridCol w:w="2401"/>
+        <w:gridCol w:w="2401"/>
+        <w:gridCol w:w="2401"/>
       </w:tblGrid>
       <w:tr>
         <w:trPr>
@@ -4930,7 +5044,7 @@
         </w:trPr>
         <w:tc>
           <w:tcPr>
-            <w:tcW w:type="dxa" w:w="2257"/>
+            <w:tcW w:type="dxa" w:w="2401"/>
             <w:vAlign w:val="center"/>
             <w:shd w:fill="1F3864"/>
             <w:tcMar>
@@ -4958,7 +5072,7 @@
         </w:tc>
         <w:tc>
           <w:tcPr>
-            <w:tcW w:type="dxa" w:w="2257"/>
+            <w:tcW w:type="dxa" w:w="2401"/>
             <w:vAlign w:val="center"/>
             <w:shd w:fill="1F3864"/>
             <w:tcMar>
@@ -4986,7 +5100,7 @@
         </w:tc>
         <w:tc>
           <w:tcPr>
-            <w:tcW w:type="dxa" w:w="2257"/>
+            <w:tcW w:type="dxa" w:w="2401"/>
             <w:vAlign w:val="center"/>
             <w:shd w:fill="1F3864"/>
             <w:tcMar>
@@ -5014,7 +5128,7 @@
         </w:tc>
         <w:tc>
           <w:tcPr>
-            <w:tcW w:type="dxa" w:w="2257"/>
+            <w:tcW w:type="dxa" w:w="2401"/>
             <w:vAlign w:val="center"/>
             <w:shd w:fill="1F3864"/>
             <w:tcMar>
@@ -5047,14 +5161,14 @@
         </w:trPr>
         <w:tc>
           <w:tcPr>
-            <w:tcW w:type="dxa" w:w="2257"/>
+            <w:tcW w:type="dxa" w:w="2401"/>
             <w:vAlign w:val="center"/>
             <w:shd w:fill="FFFFFF"/>
             <w:tcMar>
-              <w:top w:w="80" w:type="dxa"/>
-              <w:bottom w:w="80" w:type="dxa"/>
-              <w:left w:w="100" w:type="dxa"/>
-              <w:right w:w="100" w:type="dxa"/>
+              <w:top w:w="70" w:type="dxa"/>
+              <w:bottom w:w="70" w:type="dxa"/>
+              <w:left w:w="90" w:type="dxa"/>
+              <w:right w:w="90" w:type="dxa"/>
             </w:tcMar>
           </w:tcPr>
           <w:p>
@@ -5074,14 +5188,14 @@
         </w:tc>
         <w:tc>
           <w:tcPr>
-            <w:tcW w:type="dxa" w:w="2257"/>
+            <w:tcW w:type="dxa" w:w="2401"/>
             <w:vAlign w:val="center"/>
             <w:shd w:fill="FFFFFF"/>
             <w:tcMar>
-              <w:top w:w="80" w:type="dxa"/>
-              <w:bottom w:w="80" w:type="dxa"/>
-              <w:left w:w="100" w:type="dxa"/>
-              <w:right w:w="100" w:type="dxa"/>
+              <w:top w:w="70" w:type="dxa"/>
+              <w:bottom w:w="70" w:type="dxa"/>
+              <w:left w:w="90" w:type="dxa"/>
+              <w:right w:w="90" w:type="dxa"/>
             </w:tcMar>
           </w:tcPr>
           <w:p>
@@ -5101,14 +5215,14 @@
         </w:tc>
         <w:tc>
           <w:tcPr>
-            <w:tcW w:type="dxa" w:w="2257"/>
+            <w:tcW w:type="dxa" w:w="2401"/>
             <w:vAlign w:val="center"/>
             <w:shd w:fill="FFFFFF"/>
             <w:tcMar>
-              <w:top w:w="80" w:type="dxa"/>
-              <w:bottom w:w="80" w:type="dxa"/>
-              <w:left w:w="100" w:type="dxa"/>
-              <w:right w:w="100" w:type="dxa"/>
+              <w:top w:w="70" w:type="dxa"/>
+              <w:bottom w:w="70" w:type="dxa"/>
+              <w:left w:w="90" w:type="dxa"/>
+              <w:right w:w="90" w:type="dxa"/>
             </w:tcMar>
           </w:tcPr>
           <w:p>
@@ -5128,14 +5242,14 @@
         </w:tc>
         <w:tc>
           <w:tcPr>
-            <w:tcW w:type="dxa" w:w="2257"/>
+            <w:tcW w:type="dxa" w:w="2401"/>
             <w:vAlign w:val="center"/>
             <w:shd w:fill="FFFFFF"/>
             <w:tcMar>
-              <w:top w:w="80" w:type="dxa"/>
-              <w:bottom w:w="80" w:type="dxa"/>
-              <w:left w:w="100" w:type="dxa"/>
-              <w:right w:w="100" w:type="dxa"/>
+              <w:top w:w="70" w:type="dxa"/>
+              <w:bottom w:w="70" w:type="dxa"/>
+              <w:left w:w="90" w:type="dxa"/>
+              <w:right w:w="90" w:type="dxa"/>
             </w:tcMar>
           </w:tcPr>
           <w:p>
@@ -5160,14 +5274,14 @@
         </w:trPr>
         <w:tc>
           <w:tcPr>
-            <w:tcW w:type="dxa" w:w="2257"/>
+            <w:tcW w:type="dxa" w:w="2401"/>
             <w:vAlign w:val="center"/>
             <w:shd w:fill="F2F5F9"/>
             <w:tcMar>
-              <w:top w:w="80" w:type="dxa"/>
-              <w:bottom w:w="80" w:type="dxa"/>
-              <w:left w:w="100" w:type="dxa"/>
-              <w:right w:w="100" w:type="dxa"/>
+              <w:top w:w="70" w:type="dxa"/>
+              <w:bottom w:w="70" w:type="dxa"/>
+              <w:left w:w="90" w:type="dxa"/>
+              <w:right w:w="90" w:type="dxa"/>
             </w:tcMar>
           </w:tcPr>
           <w:p>
@@ -5187,14 +5301,14 @@
         </w:tc>
         <w:tc>
           <w:tcPr>
-            <w:tcW w:type="dxa" w:w="2257"/>
+            <w:tcW w:type="dxa" w:w="2401"/>
             <w:vAlign w:val="center"/>
             <w:shd w:fill="F2F5F9"/>
             <w:tcMar>
-              <w:top w:w="80" w:type="dxa"/>
-              <w:bottom w:w="80" w:type="dxa"/>
-              <w:left w:w="100" w:type="dxa"/>
-              <w:right w:w="100" w:type="dxa"/>
+              <w:top w:w="70" w:type="dxa"/>
+              <w:bottom w:w="70" w:type="dxa"/>
+              <w:left w:w="90" w:type="dxa"/>
+              <w:right w:w="90" w:type="dxa"/>
             </w:tcMar>
           </w:tcPr>
           <w:p>
@@ -5214,14 +5328,14 @@
         </w:tc>
         <w:tc>
           <w:tcPr>
-            <w:tcW w:type="dxa" w:w="2257"/>
+            <w:tcW w:type="dxa" w:w="2401"/>
             <w:vAlign w:val="center"/>
             <w:shd w:fill="F2F5F9"/>
             <w:tcMar>
-              <w:top w:w="80" w:type="dxa"/>
-              <w:bottom w:w="80" w:type="dxa"/>
-              <w:left w:w="100" w:type="dxa"/>
-              <w:right w:w="100" w:type="dxa"/>
+              <w:top w:w="70" w:type="dxa"/>
+              <w:bottom w:w="70" w:type="dxa"/>
+              <w:left w:w="90" w:type="dxa"/>
+              <w:right w:w="90" w:type="dxa"/>
             </w:tcMar>
           </w:tcPr>
           <w:p>
@@ -5241,14 +5355,14 @@
         </w:tc>
         <w:tc>
           <w:tcPr>
-            <w:tcW w:type="dxa" w:w="2257"/>
+            <w:tcW w:type="dxa" w:w="2401"/>
             <w:vAlign w:val="center"/>
             <w:shd w:fill="F2F5F9"/>
             <w:tcMar>
-              <w:top w:w="80" w:type="dxa"/>
-              <w:bottom w:w="80" w:type="dxa"/>
-              <w:left w:w="100" w:type="dxa"/>
-              <w:right w:w="100" w:type="dxa"/>
+              <w:top w:w="70" w:type="dxa"/>
+              <w:bottom w:w="70" w:type="dxa"/>
+              <w:left w:w="90" w:type="dxa"/>
+              <w:right w:w="90" w:type="dxa"/>
             </w:tcMar>
           </w:tcPr>
           <w:p>
@@ -5273,14 +5387,14 @@
         </w:trPr>
         <w:tc>
           <w:tcPr>
-            <w:tcW w:type="dxa" w:w="2257"/>
+            <w:tcW w:type="dxa" w:w="2401"/>
             <w:vAlign w:val="center"/>
             <w:shd w:fill="FFFFFF"/>
             <w:tcMar>
-              <w:top w:w="80" w:type="dxa"/>
-              <w:bottom w:w="80" w:type="dxa"/>
-              <w:left w:w="100" w:type="dxa"/>
-              <w:right w:w="100" w:type="dxa"/>
+              <w:top w:w="70" w:type="dxa"/>
+              <w:bottom w:w="70" w:type="dxa"/>
+              <w:left w:w="90" w:type="dxa"/>
+              <w:right w:w="90" w:type="dxa"/>
             </w:tcMar>
           </w:tcPr>
           <w:p>
@@ -5300,14 +5414,14 @@
         </w:tc>
         <w:tc>
           <w:tcPr>
-            <w:tcW w:type="dxa" w:w="2257"/>
+            <w:tcW w:type="dxa" w:w="2401"/>
             <w:vAlign w:val="center"/>
             <w:shd w:fill="FFFFFF"/>
             <w:tcMar>
-              <w:top w:w="80" w:type="dxa"/>
-              <w:bottom w:w="80" w:type="dxa"/>
-              <w:left w:w="100" w:type="dxa"/>
-              <w:right w:w="100" w:type="dxa"/>
+              <w:top w:w="70" w:type="dxa"/>
+              <w:bottom w:w="70" w:type="dxa"/>
+              <w:left w:w="90" w:type="dxa"/>
+              <w:right w:w="90" w:type="dxa"/>
             </w:tcMar>
           </w:tcPr>
           <w:p>
@@ -5327,14 +5441,14 @@
         </w:tc>
         <w:tc>
           <w:tcPr>
-            <w:tcW w:type="dxa" w:w="2257"/>
+            <w:tcW w:type="dxa" w:w="2401"/>
             <w:vAlign w:val="center"/>
             <w:shd w:fill="FFFFFF"/>
             <w:tcMar>
-              <w:top w:w="80" w:type="dxa"/>
-              <w:bottom w:w="80" w:type="dxa"/>
-              <w:left w:w="100" w:type="dxa"/>
-              <w:right w:w="100" w:type="dxa"/>
+              <w:top w:w="70" w:type="dxa"/>
+              <w:bottom w:w="70" w:type="dxa"/>
+              <w:left w:w="90" w:type="dxa"/>
+              <w:right w:w="90" w:type="dxa"/>
             </w:tcMar>
           </w:tcPr>
           <w:p>
@@ -5354,14 +5468,14 @@
         </w:tc>
         <w:tc>
           <w:tcPr>
-            <w:tcW w:type="dxa" w:w="2257"/>
+            <w:tcW w:type="dxa" w:w="2401"/>
             <w:vAlign w:val="center"/>
             <w:shd w:fill="FFFFFF"/>
             <w:tcMar>
-              <w:top w:w="80" w:type="dxa"/>
-              <w:bottom w:w="80" w:type="dxa"/>
-              <w:left w:w="100" w:type="dxa"/>
-              <w:right w:w="100" w:type="dxa"/>
+              <w:top w:w="70" w:type="dxa"/>
+              <w:bottom w:w="70" w:type="dxa"/>
+              <w:left w:w="90" w:type="dxa"/>
+              <w:right w:w="90" w:type="dxa"/>
             </w:tcMar>
           </w:tcPr>
           <w:p>
@@ -5386,14 +5500,14 @@
         </w:trPr>
         <w:tc>
           <w:tcPr>
-            <w:tcW w:type="dxa" w:w="2257"/>
+            <w:tcW w:type="dxa" w:w="2401"/>
             <w:vAlign w:val="center"/>
             <w:shd w:fill="F2F5F9"/>
             <w:tcMar>
-              <w:top w:w="80" w:type="dxa"/>
-              <w:bottom w:w="80" w:type="dxa"/>
-              <w:left w:w="100" w:type="dxa"/>
-              <w:right w:w="100" w:type="dxa"/>
+              <w:top w:w="70" w:type="dxa"/>
+              <w:bottom w:w="70" w:type="dxa"/>
+              <w:left w:w="90" w:type="dxa"/>
+              <w:right w:w="90" w:type="dxa"/>
             </w:tcMar>
           </w:tcPr>
           <w:p>
@@ -5413,14 +5527,14 @@
         </w:tc>
         <w:tc>
           <w:tcPr>
-            <w:tcW w:type="dxa" w:w="2257"/>
+            <w:tcW w:type="dxa" w:w="2401"/>
             <w:vAlign w:val="center"/>
             <w:shd w:fill="F2F5F9"/>
             <w:tcMar>
-              <w:top w:w="80" w:type="dxa"/>
-              <w:bottom w:w="80" w:type="dxa"/>
-              <w:left w:w="100" w:type="dxa"/>
-              <w:right w:w="100" w:type="dxa"/>
+              <w:top w:w="70" w:type="dxa"/>
+              <w:bottom w:w="70" w:type="dxa"/>
+              <w:left w:w="90" w:type="dxa"/>
+              <w:right w:w="90" w:type="dxa"/>
             </w:tcMar>
           </w:tcPr>
           <w:p>
@@ -5440,14 +5554,14 @@
         </w:tc>
         <w:tc>
           <w:tcPr>
-            <w:tcW w:type="dxa" w:w="2257"/>
+            <w:tcW w:type="dxa" w:w="2401"/>
             <w:vAlign w:val="center"/>
             <w:shd w:fill="F2F5F9"/>
             <w:tcMar>
-              <w:top w:w="80" w:type="dxa"/>
-              <w:bottom w:w="80" w:type="dxa"/>
-              <w:left w:w="100" w:type="dxa"/>
-              <w:right w:w="100" w:type="dxa"/>
+              <w:top w:w="70" w:type="dxa"/>
+              <w:bottom w:w="70" w:type="dxa"/>
+              <w:left w:w="90" w:type="dxa"/>
+              <w:right w:w="90" w:type="dxa"/>
             </w:tcMar>
           </w:tcPr>
           <w:p>
@@ -5467,14 +5581,14 @@
         </w:tc>
         <w:tc>
           <w:tcPr>
-            <w:tcW w:type="dxa" w:w="2257"/>
+            <w:tcW w:type="dxa" w:w="2401"/>
             <w:vAlign w:val="center"/>
             <w:shd w:fill="F2F5F9"/>
             <w:tcMar>
-              <w:top w:w="80" w:type="dxa"/>
-              <w:bottom w:w="80" w:type="dxa"/>
-              <w:left w:w="100" w:type="dxa"/>
-              <w:right w:w="100" w:type="dxa"/>
+              <w:top w:w="70" w:type="dxa"/>
+              <w:bottom w:w="70" w:type="dxa"/>
+              <w:left w:w="90" w:type="dxa"/>
+              <w:right w:w="90" w:type="dxa"/>
             </w:tcMar>
           </w:tcPr>
           <w:p>
@@ -5496,7 +5610,7 @@
     </w:tbl>
     <w:p>
       <w:pPr>
-        <w:spacing w:after="120"/>
+        <w:spacing w:after="100"/>
       </w:pPr>
     </w:p>
     <w:p>
@@ -5791,6 +5905,7 @@
       <w:tblPr>
         <w:tblW w:type="auto" w:w="0"/>
         <w:jc w:val="center"/>
+        <w:tblLayout w:type="fixed"/>
         <w:tblLook w:firstColumn="1" w:firstRow="1" w:lastColumn="0" w:lastRow="0" w:noHBand="0" w:noVBand="1" w:val="04A0"/>
         <w:tblBorders>
           <w:top w:val="single" w:sz="4" w:space="0" w:color="E2E8F0"/>
@@ -5802,12 +5917,12 @@
         </w:tblBorders>
       </w:tblPr>
       <w:tblGrid>
-        <w:gridCol w:w="9029"/>
+        <w:gridCol w:w="9605"/>
       </w:tblGrid>
       <w:tr>
         <w:tc>
           <w:tcPr>
-            <w:tcW w:type="dxa" w:w="9029"/>
+            <w:tcW w:type="dxa" w:w="9504"/>
             <w:shd w:fill="F8F9FA"/>
             <w:tcMar>
               <w:top w:w="100" w:type="dxa"/>
@@ -5824,7 +5939,7 @@
               <w:rPr>
                 <w:rFonts w:ascii="Consolas" w:hAnsi="Consolas"/>
                 <w:color w:val="282828"/>
-                <w:sz w:val="18"/>
+                <w:sz w:val="17"/>
               </w:rPr>
               <w:t>flowchart TD</w:t>
               <w:br/>
@@ -5869,17 +5984,17 @@
         <w:tblLook w:firstColumn="1" w:firstRow="1" w:lastColumn="0" w:lastRow="0" w:noHBand="0" w:noVBand="1" w:val="04A0"/>
       </w:tblPr>
       <w:tblGrid>
-        <w:gridCol w:w="9029"/>
+        <w:gridCol w:w="9605"/>
       </w:tblGrid>
       <w:tr>
         <w:tc>
           <w:tcPr>
-            <w:tcW w:type="dxa" w:w="9360"/>
+            <w:tcW w:type="dxa" w:w="9504"/>
             <w:shd w:fill="EEF4FB"/>
             <w:tcMar>
               <w:top w:w="120" w:type="dxa"/>
               <w:bottom w:w="120" w:type="dxa"/>
-              <w:left w:w="200" w:type="dxa"/>
+              <w:left w:w="180" w:type="dxa"/>
               <w:right w:w="150" w:type="dxa"/>
             </w:tcMar>
             <w:tcBorders>
@@ -5897,10 +6012,29 @@
               <w:rPr>
                 <w:rFonts w:ascii="Calibri" w:hAnsi="Calibri"/>
                 <w:i/>
-                <w:color w:val="1F3864"/>
-                <w:sz w:val="20"/>
+                <w:color w:val="262626"/>
+                <w:sz w:val="19"/>
               </w:rPr>
-              <w:t>Diagram merepresentasikan **alur Tugas Akhir 6 SKS** dengan 4 jalur setara (tabel §33.2) dan tahapan umum (daftar §33.3). Semua jalur bermuara pada sidang/uji kelayakan dan pelaporan ke PDDikti.</w:t>
+              <w:t xml:space="preserve">Diagram merepresentasikan </w:t>
+            </w:r>
+            <w:r>
+              <w:rPr>
+                <w:rFonts w:ascii="Calibri" w:hAnsi="Calibri"/>
+                <w:b/>
+                <w:i/>
+                <w:color w:val="262626"/>
+                <w:sz w:val="19"/>
+              </w:rPr>
+              <w:t>alur Tugas Akhir 6 SKS</w:t>
+            </w:r>
+            <w:r>
+              <w:rPr>
+                <w:rFonts w:ascii="Calibri" w:hAnsi="Calibri"/>
+                <w:i/>
+                <w:color w:val="262626"/>
+                <w:sz w:val="19"/>
+              </w:rPr>
+              <w:t xml:space="preserve"> dengan 4 jalur setara (tabel §33.2) dan tahapan umum (daftar §33.3). Semua jalur bermuara pada sidang/uji kelayakan dan pelaporan ke PDDikti.</w:t>
             </w:r>
           </w:p>
         </w:tc>
@@ -6067,17 +6201,17 @@
         <w:tblLook w:firstColumn="1" w:firstRow="1" w:lastColumn="0" w:lastRow="0" w:noHBand="0" w:noVBand="1" w:val="04A0"/>
       </w:tblPr>
       <w:tblGrid>
-        <w:gridCol w:w="9029"/>
+        <w:gridCol w:w="9605"/>
       </w:tblGrid>
       <w:tr>
         <w:tc>
           <w:tcPr>
-            <w:tcW w:type="dxa" w:w="9360"/>
+            <w:tcW w:type="dxa" w:w="9504"/>
             <w:shd w:fill="EEF4FB"/>
             <w:tcMar>
               <w:top w:w="120" w:type="dxa"/>
               <w:bottom w:w="120" w:type="dxa"/>
-              <w:left w:w="200" w:type="dxa"/>
+              <w:left w:w="180" w:type="dxa"/>
               <w:right w:w="150" w:type="dxa"/>
             </w:tcMar>
             <w:tcBorders>
@@ -6095,8 +6229,8 @@
               <w:rPr>
                 <w:rFonts w:ascii="Calibri" w:hAnsi="Calibri"/>
                 <w:i/>
-                <w:color w:val="1F3864"/>
-                <w:sz w:val="20"/>
+                <w:color w:val="262626"/>
+                <w:sz w:val="19"/>
               </w:rPr>
               <w:t>Rincian kriteria capstone &amp; tiap jalur TA tertera lengkap pada Dok 009 §1 dan §2.</w:t>
             </w:r>
@@ -6116,9 +6250,9 @@
       <w:r>
         <w:rPr>
           <w:color w:val="C8D2E1"/>
-          <w:sz w:val="16"/>
+          <w:sz w:val="14"/>
         </w:rPr>
-        <w:t>_________________________________________________________________________________</w:t>
+        <w:t>———————————————————————————————————————————————————————————————————————————</w:t>
       </w:r>
     </w:p>
     <w:p>
@@ -6156,19 +6290,59 @@
       <w:r>
         <w:rPr>
           <w:color w:val="C8D2E1"/>
-          <w:sz w:val="16"/>
+          <w:sz w:val="14"/>
         </w:rPr>
-        <w:t>_________________________________________________________________________________</w:t>
+        <w:t>———————————————————————————————————————————————————————————————————————————</w:t>
       </w:r>
     </w:p>
     <w:sectPr>
+      <w:headerReference w:type="default" r:id="rId9"/>
+      <w:footerReference w:type="default" r:id="rId10"/>
       <w:pgSz w:w="11909" w:h="16834"/>
-      <w:pgMar w:top="1440" w:right="1440" w:bottom="1440" w:left="1440" w:header="720" w:footer="720" w:gutter="0"/>
+      <w:pgMar w:top="1152" w:right="1152" w:bottom="1152" w:left="1152" w:header="720" w:footer="720" w:gutter="0"/>
       <w:cols w:space="720"/>
       <w:docGrid w:linePitch="360"/>
     </w:sectPr>
   </w:body>
 </w:document>
+</file>
+
+<file path=word/footer1.xml><?xml version="1.0" encoding="utf-8"?>
+<w:ftr xmlns:m="http://schemas.openxmlformats.org/officeDocument/2006/math" xmlns:mc="http://schemas.openxmlformats.org/markup-compatibility/2006" xmlns:mo="http://schemas.microsoft.com/office/mac/office/2008/main" xmlns:mv="urn:schemas-microsoft-com:mac:vml" xmlns:o="urn:schemas-microsoft-com:office:office" xmlns:r="http://schemas.openxmlformats.org/officeDocument/2006/relationships" xmlns:v="urn:schemas-microsoft-com:vml" xmlns:w10="urn:schemas-microsoft-com:office:word" xmlns:w14="http://schemas.microsoft.com/office/word/2010/wordml" xmlns:w="http://schemas.openxmlformats.org/wordprocessingml/2006/main" xmlns:wne="http://schemas.microsoft.com/office/word/2006/wordml" xmlns:wp14="http://schemas.microsoft.com/office/word/2010/wordprocessingDrawing" xmlns:wp="http://schemas.openxmlformats.org/drawingml/2006/wordprocessingDrawing" xmlns:wpc="http://schemas.microsoft.com/office/word/2010/wordprocessingCanvas" xmlns:wpg="http://schemas.microsoft.com/office/word/2010/wordprocessingGroup" xmlns:wpi="http://schemas.microsoft.com/office/word/2010/wordprocessingInk" xmlns:wps="http://schemas.microsoft.com/office/word/2010/wordprocessingShape" mc:Ignorable="w14 wp14">
+  <w:p>
+    <w:pPr>
+      <w:pStyle w:val="Footer"/>
+      <w:jc w:val="left"/>
+    </w:pPr>
+    <w:r>
+      <w:rPr>
+        <w:rFonts w:ascii="Calibri" w:hAnsi="Calibri"/>
+        <w:color w:val="646464"/>
+        <w:sz w:val="17"/>
+      </w:rPr>
+      <w:t>Buku Kurikulum KPT-OBE SISTEKIN 2026  |  FSTI Universitas Widyagama Malang</w:t>
+    </w:r>
+  </w:p>
+</w:ftr>
+</file>
+
+<file path=word/header1.xml><?xml version="1.0" encoding="utf-8"?>
+<w:hdr xmlns:m="http://schemas.openxmlformats.org/officeDocument/2006/math" xmlns:mc="http://schemas.openxmlformats.org/markup-compatibility/2006" xmlns:mo="http://schemas.microsoft.com/office/mac/office/2008/main" xmlns:mv="urn:schemas-microsoft-com:mac:vml" xmlns:o="urn:schemas-microsoft-com:office:office" xmlns:r="http://schemas.openxmlformats.org/officeDocument/2006/relationships" xmlns:v="urn:schemas-microsoft-com:vml" xmlns:w10="urn:schemas-microsoft-com:office:word" xmlns:w14="http://schemas.microsoft.com/office/word/2010/wordml" xmlns:w="http://schemas.openxmlformats.org/wordprocessingml/2006/main" xmlns:wne="http://schemas.microsoft.com/office/word/2006/wordml" xmlns:wp14="http://schemas.microsoft.com/office/word/2010/wordprocessingDrawing" xmlns:wp="http://schemas.openxmlformats.org/drawingml/2006/wordprocessingDrawing" xmlns:wpc="http://schemas.microsoft.com/office/word/2010/wordprocessingCanvas" xmlns:wpg="http://schemas.microsoft.com/office/word/2010/wordprocessingGroup" xmlns:wpi="http://schemas.microsoft.com/office/word/2010/wordprocessingInk" xmlns:wps="http://schemas.microsoft.com/office/word/2010/wordprocessingShape" mc:Ignorable="w14 wp14">
+  <w:p>
+    <w:pPr>
+      <w:pStyle w:val="Header"/>
+      <w:jc w:val="right"/>
+    </w:pPr>
+    <w:r>
+      <w:rPr>
+        <w:rFonts w:ascii="Calibri" w:hAnsi="Calibri"/>
+        <w:color w:val="646464"/>
+        <w:sz w:val="17"/>
+      </w:rPr>
+      <w:t>PROGRAM STUDI SISTEM DAN TEKNOLOGI INFORMASI (SISTEKIN) — FSTI UWG</w:t>
+    </w:r>
+  </w:p>
+</w:hdr>
 </file>
 
 <file path=word/numbering.xml><?xml version="1.0" encoding="utf-8"?>
